--- a/Final project/My_Synonsis .docx
+++ b/Final project/My_Synonsis .docx
@@ -686,668 +686,17 @@
           <w:rFonts w:ascii="Times New Roman" w:hAnsi="Times New Roman" w:cs="Times New Roman"/>
           <w:b/>
           <w:bCs/>
-          <w:sz w:val="24"/>
-          <w:szCs w:val="24"/>
-          <w:lang w:val="en-GB"/>
-        </w:rPr>
-        <w:t>Notification &amp; Sync:</w:t>
-      </w:r>
-      <w:r>
-        <w:rPr>
-          <w:rFonts w:ascii="Times New Roman" w:hAnsi="Times New Roman" w:cs="Times New Roman"/>
-          <w:sz w:val="24"/>
-          <w:szCs w:val="24"/>
-          <w:lang w:val="en-GB"/>
-        </w:rPr>
-        <w:t xml:space="preserve"> Automated reminders are sent out, and the appointment is synced to the user's Google/Outlook calendar.</w:t>
-      </w:r>
-    </w:p>
-    <w:p>
-      <w:pPr>
-        <w:ind w:left="720"/>
-        <w:jc w:val="both"/>
-        <w:rPr>
-          <w:rFonts w:ascii="Times New Roman" w:hAnsi="Times New Roman" w:cs="Times New Roman"/>
-          <w:b/>
-          <w:bCs/>
-        </w:rPr>
-      </w:pPr>
-    </w:p>
-    <w:p>
-      <w:pPr>
-        <w:jc w:val="both"/>
-        <w:rPr>
-          <w:rFonts w:ascii="Times New Roman" w:hAnsi="Times New Roman" w:cs="Times New Roman"/>
-          <w:b/>
-          <w:bCs/>
-        </w:rPr>
-      </w:pPr>
-    </w:p>
-    <w:p>
-      <w:pPr>
-        <w:jc w:val="both"/>
-        <w:rPr>
-          <w:rFonts w:ascii="Times New Roman" w:hAnsi="Times New Roman" w:cs="Times New Roman"/>
-          <w:b/>
-          <w:bCs/>
-          <w:sz w:val="28"/>
-          <w:szCs w:val="28"/>
-        </w:rPr>
-      </w:pPr>
-      <w:r>
-        <w:rPr>
-          <w:rFonts w:ascii="Times New Roman" w:hAnsi="Times New Roman" w:cs="Times New Roman"/>
-          <w:b/>
-          <w:bCs/>
-          <w:sz w:val="28"/>
-          <w:szCs w:val="28"/>
-        </w:rPr>
-        <w:t>Hardware &amp; Software to be used</w:t>
-      </w:r>
-    </w:p>
-    <w:p>
-      <w:pPr>
-        <w:jc w:val="both"/>
-        <w:rPr>
-          <w:rFonts w:ascii="Times New Roman" w:hAnsi="Times New Roman" w:cs="Times New Roman"/>
-        </w:rPr>
-      </w:pPr>
-      <w:r>
-        <w:rPr>
-          <w:rFonts w:ascii="Times New Roman" w:hAnsi="Times New Roman" w:cs="Times New Roman"/>
-        </w:rPr>
-        <w:t>Hardware:</w:t>
-      </w:r>
-    </w:p>
-    <w:p>
-      <w:pPr>
-        <w:jc w:val="both"/>
-        <w:rPr>
-          <w:rFonts w:ascii="Times New Roman" w:hAnsi="Times New Roman" w:cs="Times New Roman"/>
-        </w:rPr>
-      </w:pPr>
-      <w:r>
-        <w:rPr>
-          <w:rFonts w:ascii="Times New Roman" w:hAnsi="Times New Roman" w:cs="Times New Roman"/>
-        </w:rPr>
-        <w:t xml:space="preserve">Laptop /Pc with </w:t>
-      </w:r>
-      <w:r>
-        <w:rPr>
-          <w:rFonts w:ascii="Times New Roman" w:hAnsi="Times New Roman" w:cs="Times New Roman"/>
-        </w:rPr>
-        <w:t xml:space="preserve">Window 11 with 8GB Ram 256 GB SSD i3 Processor </w:t>
-      </w:r>
-    </w:p>
-    <w:p>
-      <w:pPr>
-        <w:jc w:val="both"/>
-        <w:rPr>
-          <w:rFonts w:ascii="Times New Roman" w:hAnsi="Times New Roman" w:cs="Times New Roman"/>
-        </w:rPr>
-      </w:pPr>
-      <w:r>
-        <w:rPr>
-          <w:rFonts w:ascii="Times New Roman" w:hAnsi="Times New Roman" w:cs="Times New Roman"/>
-        </w:rPr>
-        <w:t>Software:</w:t>
-      </w:r>
-    </w:p>
-    <w:p>
-      <w:pPr>
-        <w:jc w:val="both"/>
-        <w:rPr>
-          <w:rFonts w:ascii="Times New Roman" w:hAnsi="Times New Roman" w:cs="Times New Roman"/>
-        </w:rPr>
-      </w:pPr>
-      <w:r>
-        <w:rPr>
-          <w:rFonts w:ascii="Times New Roman" w:hAnsi="Times New Roman" w:cs="Times New Roman"/>
-        </w:rPr>
-        <w:t xml:space="preserve">Window OS, </w:t>
-      </w:r>
-      <w:r>
-        <w:rPr>
-          <w:rFonts w:ascii="Times New Roman" w:hAnsi="Times New Roman" w:cs="Times New Roman"/>
-        </w:rPr>
-        <w:t xml:space="preserve">VS </w:t>
-      </w:r>
-      <w:r>
-        <w:rPr>
-          <w:rFonts w:ascii="Times New Roman" w:hAnsi="Times New Roman" w:cs="Times New Roman"/>
-        </w:rPr>
-        <w:t>Code,</w:t>
-      </w:r>
-      <w:r>
-        <w:rPr>
-          <w:rFonts w:ascii="Times New Roman" w:hAnsi="Times New Roman" w:cs="Times New Roman"/>
-        </w:rPr>
-        <w:t xml:space="preserve"> Web </w:t>
-      </w:r>
-      <w:r>
-        <w:rPr>
-          <w:rFonts w:ascii="Times New Roman" w:hAnsi="Times New Roman" w:cs="Times New Roman"/>
-        </w:rPr>
-        <w:t xml:space="preserve">Browser, MySQL, HTML, CSS, </w:t>
-      </w:r>
-      <w:proofErr w:type="gramStart"/>
-      <w:r>
-        <w:rPr>
-          <w:rFonts w:ascii="Times New Roman" w:hAnsi="Times New Roman" w:cs="Times New Roman"/>
-        </w:rPr>
-        <w:t>JS</w:t>
-      </w:r>
-      <w:r>
-        <w:rPr>
-          <w:rFonts w:ascii="Times New Roman" w:hAnsi="Times New Roman" w:cs="Times New Roman"/>
-        </w:rPr>
-        <w:t xml:space="preserve"> </w:t>
-      </w:r>
-      <w:r>
-        <w:rPr>
-          <w:rFonts w:ascii="Times New Roman" w:hAnsi="Times New Roman" w:cs="Times New Roman"/>
-        </w:rPr>
-        <w:t>,Strip</w:t>
-      </w:r>
-      <w:proofErr w:type="gramEnd"/>
-    </w:p>
-    <w:p>
-      <w:pPr>
-        <w:jc w:val="both"/>
-        <w:rPr>
-          <w:rFonts w:ascii="Times New Roman" w:hAnsi="Times New Roman" w:cs="Times New Roman"/>
-          <w:b/>
-          <w:bCs/>
-        </w:rPr>
-      </w:pPr>
-    </w:p>
-    <w:p>
-      <w:pPr>
-        <w:jc w:val="both"/>
-        <w:rPr>
-          <w:rFonts w:ascii="Times New Roman" w:hAnsi="Times New Roman" w:cs="Times New Roman"/>
-          <w:b/>
-          <w:bCs/>
-        </w:rPr>
-      </w:pPr>
-    </w:p>
-    <w:p>
-      <w:pPr>
-        <w:jc w:val="both"/>
-        <w:rPr>
-          <w:rFonts w:ascii="Times New Roman" w:hAnsi="Times New Roman" w:cs="Times New Roman"/>
-          <w:b/>
-          <w:bCs/>
-          <w:sz w:val="28"/>
-          <w:szCs w:val="28"/>
-        </w:rPr>
-      </w:pPr>
-      <w:r>
-        <w:rPr>
-          <w:rFonts w:ascii="Times New Roman" w:hAnsi="Times New Roman" w:cs="Times New Roman"/>
-          <w:b/>
-          <w:bCs/>
-          <w:sz w:val="28"/>
-          <w:szCs w:val="28"/>
-        </w:rPr>
-        <w:t>Future Work of this Project</w:t>
-      </w:r>
-    </w:p>
-    <w:p>
-      <w:pPr>
-        <w:jc w:val="both"/>
-        <w:rPr>
-          <w:rFonts w:ascii="Times New Roman" w:hAnsi="Times New Roman" w:cs="Times New Roman"/>
-          <w:sz w:val="24"/>
-          <w:szCs w:val="24"/>
-        </w:rPr>
-      </w:pPr>
-      <w:r>
-        <w:rPr>
-          <w:rFonts w:ascii="Times New Roman" w:hAnsi="Times New Roman" w:cs="Times New Roman"/>
-          <w:sz w:val="24"/>
-          <w:szCs w:val="24"/>
-        </w:rPr>
-        <w:lastRenderedPageBreak/>
-        <w:t>While the system handles booking and management</w:t>
-      </w:r>
-      <w:r>
-        <w:rPr>
-          <w:rFonts w:ascii="Times New Roman" w:hAnsi="Times New Roman" w:cs="Times New Roman"/>
-          <w:sz w:val="24"/>
-          <w:szCs w:val="24"/>
-        </w:rPr>
-        <w:t xml:space="preserve">. The </w:t>
-      </w:r>
-      <w:r>
-        <w:rPr>
-          <w:rFonts w:ascii="Times New Roman" w:hAnsi="Times New Roman" w:cs="Times New Roman"/>
-          <w:sz w:val="24"/>
-          <w:szCs w:val="24"/>
-        </w:rPr>
-        <w:t>future versions will integrate full Telemedicine</w:t>
-      </w:r>
-      <w:r>
-        <w:rPr>
-          <w:rFonts w:ascii="Times New Roman" w:hAnsi="Times New Roman" w:cs="Times New Roman"/>
-          <w:sz w:val="24"/>
-          <w:szCs w:val="24"/>
-        </w:rPr>
-        <w:t>:</w:t>
-      </w:r>
-      <w:r>
-        <w:rPr>
-          <w:rFonts w:ascii="Times New Roman" w:hAnsi="Times New Roman" w:cs="Times New Roman"/>
-          <w:sz w:val="24"/>
-          <w:szCs w:val="24"/>
-        </w:rPr>
-        <w:t xml:space="preserve"> allowing for live video consultations directly on the platform</w:t>
-      </w:r>
-      <w:r>
-        <w:rPr>
-          <w:rFonts w:ascii="Times New Roman" w:hAnsi="Times New Roman" w:cs="Times New Roman"/>
-          <w:sz w:val="24"/>
-          <w:szCs w:val="24"/>
-        </w:rPr>
-        <w:t xml:space="preserve"> capabilities,</w:t>
-      </w:r>
-      <w:r>
-        <w:t xml:space="preserve"> </w:t>
-      </w:r>
-      <w:r>
-        <w:rPr>
-          <w:rFonts w:ascii="Times New Roman" w:hAnsi="Times New Roman" w:cs="Times New Roman"/>
-          <w:sz w:val="24"/>
-          <w:szCs w:val="24"/>
-        </w:rPr>
-        <w:t>Prescription Management</w:t>
-      </w:r>
-      <w:r>
-        <w:rPr>
-          <w:rFonts w:ascii="Times New Roman" w:hAnsi="Times New Roman" w:cs="Times New Roman"/>
-          <w:sz w:val="24"/>
-          <w:szCs w:val="24"/>
-        </w:rPr>
-        <w:t xml:space="preserve">: </w:t>
-      </w:r>
-      <w:r>
-        <w:rPr>
-          <w:rFonts w:ascii="Times New Roman" w:hAnsi="Times New Roman" w:cs="Times New Roman"/>
-          <w:sz w:val="24"/>
-          <w:szCs w:val="24"/>
-        </w:rPr>
-        <w:t>Allow doctors to issue digital prescriptions</w:t>
-      </w:r>
-      <w:r>
-        <w:rPr>
-          <w:rFonts w:ascii="Times New Roman" w:hAnsi="Times New Roman" w:cs="Times New Roman"/>
-          <w:sz w:val="24"/>
-          <w:szCs w:val="24"/>
-        </w:rPr>
-        <w:t>,</w:t>
-      </w:r>
-      <w:r>
-        <w:t xml:space="preserve"> </w:t>
-      </w:r>
-      <w:r>
-        <w:rPr>
-          <w:rFonts w:ascii="Times New Roman" w:hAnsi="Times New Roman" w:cs="Times New Roman"/>
-          <w:sz w:val="24"/>
-          <w:szCs w:val="24"/>
-        </w:rPr>
-        <w:t>Medical History</w:t>
-      </w:r>
-      <w:r>
-        <w:rPr>
-          <w:rFonts w:ascii="Times New Roman" w:hAnsi="Times New Roman" w:cs="Times New Roman"/>
-          <w:sz w:val="24"/>
-          <w:szCs w:val="24"/>
-        </w:rPr>
-        <w:t>:</w:t>
-      </w:r>
-      <w:r>
-        <w:t xml:space="preserve"> </w:t>
-      </w:r>
-      <w:r>
-        <w:rPr>
-          <w:rFonts w:ascii="Times New Roman" w:hAnsi="Times New Roman" w:cs="Times New Roman"/>
-          <w:sz w:val="24"/>
-          <w:szCs w:val="24"/>
-        </w:rPr>
-        <w:t>Maintain a digital health record for each patient</w:t>
-      </w:r>
-      <w:r>
-        <w:rPr>
-          <w:rFonts w:ascii="Times New Roman" w:hAnsi="Times New Roman" w:cs="Times New Roman"/>
-          <w:sz w:val="24"/>
-          <w:szCs w:val="24"/>
-        </w:rPr>
-        <w:t>,</w:t>
-      </w:r>
-      <w:r>
-        <w:t xml:space="preserve"> </w:t>
-      </w:r>
-      <w:r>
-        <w:rPr>
-          <w:rFonts w:ascii="Times New Roman" w:hAnsi="Times New Roman" w:cs="Times New Roman"/>
-          <w:sz w:val="24"/>
-          <w:szCs w:val="24"/>
-        </w:rPr>
-        <w:t>Mobile Responsiveness</w:t>
-      </w:r>
-      <w:r>
-        <w:rPr>
-          <w:rFonts w:ascii="Times New Roman" w:hAnsi="Times New Roman" w:cs="Times New Roman"/>
-          <w:sz w:val="24"/>
-          <w:szCs w:val="24"/>
-        </w:rPr>
-        <w:t>:</w:t>
-      </w:r>
-      <w:r>
-        <w:t xml:space="preserve"> </w:t>
-      </w:r>
-      <w:r>
-        <w:rPr>
-          <w:rFonts w:ascii="Times New Roman" w:hAnsi="Times New Roman" w:cs="Times New Roman"/>
-          <w:sz w:val="24"/>
-          <w:szCs w:val="24"/>
-        </w:rPr>
-        <w:t xml:space="preserve">Accessible on all devices and screen </w:t>
-      </w:r>
-      <w:r>
-        <w:rPr>
-          <w:rFonts w:ascii="Times New Roman" w:hAnsi="Times New Roman" w:cs="Times New Roman"/>
-          <w:sz w:val="24"/>
-          <w:szCs w:val="24"/>
-        </w:rPr>
-        <w:t>sizes</w:t>
-      </w:r>
-      <w:r>
-        <w:rPr>
-          <w:rFonts w:ascii="Times New Roman" w:hAnsi="Times New Roman" w:cs="Times New Roman"/>
-          <w:sz w:val="24"/>
-          <w:szCs w:val="24"/>
-        </w:rPr>
-        <w:t xml:space="preserve">, </w:t>
-      </w:r>
-      <w:r>
-        <w:rPr>
-          <w:rFonts w:ascii="Times New Roman" w:hAnsi="Times New Roman" w:cs="Times New Roman"/>
-          <w:sz w:val="24"/>
-          <w:szCs w:val="24"/>
-        </w:rPr>
-        <w:t xml:space="preserve">Auto-Refund on Cancellation: Automatically refund patients when a doctor cancels their appointment. </w:t>
-      </w:r>
-      <w:r>
-        <w:rPr>
-          <w:rFonts w:ascii="Times New Roman" w:hAnsi="Times New Roman" w:cs="Times New Roman"/>
-          <w:sz w:val="24"/>
-          <w:szCs w:val="24"/>
-        </w:rPr>
-        <w:t>and a</w:t>
-      </w:r>
-      <w:r>
-        <w:rPr>
-          <w:rFonts w:ascii="Times New Roman" w:hAnsi="Times New Roman" w:cs="Times New Roman"/>
-          <w:sz w:val="24"/>
-          <w:szCs w:val="24"/>
-        </w:rPr>
-        <w:t>lso</w:t>
-      </w:r>
-      <w:r>
-        <w:rPr>
-          <w:rFonts w:ascii="Times New Roman" w:hAnsi="Times New Roman" w:cs="Times New Roman"/>
-          <w:sz w:val="24"/>
-          <w:szCs w:val="24"/>
-        </w:rPr>
-        <w:t xml:space="preserve"> plan to add a Waitlist Feature that automatically notifies patients if an earlier slot opens up due to a cancellation</w:t>
-      </w:r>
-    </w:p>
-    <w:p>
-      <w:pPr>
-        <w:jc w:val="both"/>
-        <w:rPr>
-          <w:rFonts w:ascii="Times New Roman" w:hAnsi="Times New Roman" w:cs="Times New Roman"/>
-          <w:b/>
-          <w:bCs/>
-        </w:rPr>
-      </w:pPr>
-    </w:p>
-    <w:p>
-      <w:pPr>
-        <w:jc w:val="both"/>
-        <w:rPr>
-          <w:rFonts w:ascii="Times New Roman" w:hAnsi="Times New Roman" w:cs="Times New Roman"/>
-          <w:b/>
-          <w:bCs/>
-        </w:rPr>
-      </w:pPr>
-    </w:p>
-    <w:p>
-      <w:pPr>
-        <w:jc w:val="both"/>
-        <w:rPr>
-          <w:rFonts w:ascii="Times New Roman" w:hAnsi="Times New Roman" w:cs="Times New Roman"/>
-          <w:b/>
-          <w:bCs/>
-          <w:sz w:val="28"/>
-          <w:szCs w:val="28"/>
-        </w:rPr>
-      </w:pPr>
-      <w:r>
-        <w:rPr>
-          <w:rFonts w:ascii="Times New Roman" w:hAnsi="Times New Roman" w:cs="Times New Roman"/>
-          <w:b/>
-          <w:bCs/>
-          <w:sz w:val="28"/>
-          <w:szCs w:val="28"/>
-        </w:rPr>
-        <w:t>The Schedule of the project (Gantt chart/ PERT chart)</w:t>
-      </w:r>
-    </w:p>
-    <w:p>
-      <w:pPr>
-        <w:jc w:val="both"/>
-        <w:rPr>
-          <w:rFonts w:ascii="Times New Roman" w:hAnsi="Times New Roman" w:cs="Times New Roman"/>
-        </w:rPr>
-      </w:pPr>
-      <w:r>
-        <w:rPr>
-          <w:rFonts w:ascii="Times New Roman" w:hAnsi="Times New Roman" w:cs="Times New Roman"/>
-          <w:b/>
-          <w:bCs/>
-        </w:rPr>
-        <w:t>Week 1</w:t>
-      </w:r>
-      <w:r>
-        <w:rPr>
-          <w:rFonts w:ascii="Times New Roman" w:hAnsi="Times New Roman" w:cs="Times New Roman"/>
-        </w:rPr>
-        <w:t>: Planning &amp; Frontend Structure</w:t>
-      </w:r>
-    </w:p>
-    <w:p>
-      <w:pPr>
-        <w:jc w:val="both"/>
-        <w:rPr>
-          <w:rFonts w:ascii="Times New Roman" w:hAnsi="Times New Roman" w:cs="Times New Roman"/>
-        </w:rPr>
-      </w:pPr>
-      <w:r>
-        <w:rPr>
-          <w:rFonts w:ascii="Times New Roman" w:hAnsi="Times New Roman" w:cs="Times New Roman"/>
-        </w:rPr>
-        <w:t>Finalizing the UI/UX design, setting up the database schema (MySQL), and building the basic frontend pages (HTML/CSS/JS) for the doctor directory and dashboards.</w:t>
-      </w:r>
-    </w:p>
-    <w:p>
-      <w:pPr>
-        <w:jc w:val="both"/>
-        <w:rPr>
-          <w:rFonts w:ascii="Times New Roman" w:hAnsi="Times New Roman" w:cs="Times New Roman"/>
-        </w:rPr>
-      </w:pPr>
-    </w:p>
-    <w:p>
-      <w:pPr>
-        <w:jc w:val="both"/>
-        <w:rPr>
-          <w:rFonts w:ascii="Times New Roman" w:hAnsi="Times New Roman" w:cs="Times New Roman"/>
-        </w:rPr>
-      </w:pPr>
-      <w:r>
-        <w:rPr>
-          <w:rFonts w:ascii="Times New Roman" w:hAnsi="Times New Roman" w:cs="Times New Roman"/>
-          <w:b/>
-          <w:bCs/>
-        </w:rPr>
-        <w:t>Week 2</w:t>
-      </w:r>
-      <w:r>
-        <w:rPr>
-          <w:rFonts w:ascii="Times New Roman" w:hAnsi="Times New Roman" w:cs="Times New Roman"/>
-        </w:rPr>
-        <w:t>: Backend Core &amp; Authentication</w:t>
-      </w:r>
-    </w:p>
-    <w:p>
-      <w:pPr>
-        <w:jc w:val="both"/>
-        <w:rPr>
-          <w:rFonts w:ascii="Times New Roman" w:hAnsi="Times New Roman" w:cs="Times New Roman"/>
-        </w:rPr>
-      </w:pPr>
-      <w:r>
-        <w:rPr>
-          <w:rFonts w:ascii="Times New Roman" w:hAnsi="Times New Roman" w:cs="Times New Roman"/>
-        </w:rPr>
-        <w:t>Setting up the Flask backend, creating the main API endpoints, connecting the database, and getting user authentication (login/signup) working securely.</w:t>
-      </w:r>
-    </w:p>
-    <w:p>
-      <w:pPr>
-        <w:jc w:val="both"/>
-        <w:rPr>
-          <w:rFonts w:ascii="Times New Roman" w:hAnsi="Times New Roman" w:cs="Times New Roman"/>
-        </w:rPr>
-      </w:pPr>
-    </w:p>
-    <w:p>
-      <w:pPr>
-        <w:jc w:val="both"/>
-        <w:rPr>
-          <w:rFonts w:ascii="Times New Roman" w:hAnsi="Times New Roman" w:cs="Times New Roman"/>
-        </w:rPr>
-      </w:pPr>
-      <w:r>
-        <w:rPr>
-          <w:rFonts w:ascii="Times New Roman" w:hAnsi="Times New Roman" w:cs="Times New Roman"/>
-          <w:b/>
-          <w:bCs/>
-        </w:rPr>
-        <w:t>Week 3</w:t>
-      </w:r>
-      <w:r>
-        <w:rPr>
-          <w:rFonts w:ascii="Times New Roman" w:hAnsi="Times New Roman" w:cs="Times New Roman"/>
-        </w:rPr>
-        <w:t>: Integrations &amp; Booking Logic</w:t>
-      </w:r>
-    </w:p>
-    <w:p>
-      <w:pPr>
-        <w:jc w:val="both"/>
-        <w:rPr>
-          <w:rFonts w:ascii="Times New Roman" w:hAnsi="Times New Roman" w:cs="Times New Roman"/>
-        </w:rPr>
-      </w:pPr>
-      <w:r>
-        <w:rPr>
-          <w:rFonts w:ascii="Times New Roman" w:hAnsi="Times New Roman" w:cs="Times New Roman"/>
-        </w:rPr>
-        <w:t>Connecting the frontend forms to the backend logic. Integrating the Stripe payment gateway for fees and setting up the Google/Outlook calendar sync.</w:t>
-      </w:r>
-    </w:p>
-    <w:p>
-      <w:pPr>
-        <w:jc w:val="both"/>
-        <w:rPr>
-          <w:rFonts w:ascii="Times New Roman" w:hAnsi="Times New Roman" w:cs="Times New Roman"/>
-        </w:rPr>
-      </w:pPr>
-    </w:p>
-    <w:p>
-      <w:pPr>
-        <w:jc w:val="both"/>
-        <w:rPr>
-          <w:rFonts w:ascii="Times New Roman" w:hAnsi="Times New Roman" w:cs="Times New Roman"/>
-        </w:rPr>
-      </w:pPr>
-      <w:r>
-        <w:rPr>
-          <w:rFonts w:ascii="Times New Roman" w:hAnsi="Times New Roman" w:cs="Times New Roman"/>
-          <w:b/>
-          <w:bCs/>
-        </w:rPr>
-        <w:t>Week 4</w:t>
-      </w:r>
-      <w:r>
-        <w:rPr>
-          <w:rFonts w:ascii="Times New Roman" w:hAnsi="Times New Roman" w:cs="Times New Roman"/>
-        </w:rPr>
-        <w:t>: Testing &amp; Deployment</w:t>
-      </w:r>
-    </w:p>
-    <w:p>
-      <w:pPr>
-        <w:jc w:val="both"/>
-        <w:rPr>
-          <w:rFonts w:ascii="Times New Roman" w:hAnsi="Times New Roman" w:cs="Times New Roman"/>
-        </w:rPr>
-      </w:pPr>
-      <w:r>
-        <w:rPr>
-          <w:rFonts w:ascii="Times New Roman" w:hAnsi="Times New Roman" w:cs="Times New Roman"/>
-        </w:rPr>
-        <w:t>Running full system tests to catch bugs, handling edge cases (like testing the auto-refund logic), finalizing the documentation, and deploying the platform.</w:t>
-      </w:r>
-    </w:p>
-    <w:p>
-      <w:pPr>
-        <w:jc w:val="both"/>
-        <w:rPr>
-          <w:rFonts w:ascii="Times New Roman" w:hAnsi="Times New Roman" w:cs="Times New Roman"/>
-          <w:b/>
-          <w:bCs/>
-        </w:rPr>
-      </w:pPr>
-    </w:p>
-    <w:p>
-      <w:pPr>
-        <w:jc w:val="both"/>
-        <w:rPr>
-          <w:rFonts w:ascii="Times New Roman" w:hAnsi="Times New Roman" w:cs="Times New Roman"/>
-          <w:b/>
-          <w:bCs/>
-        </w:rPr>
-      </w:pPr>
-      <w:r>
-        <w:rPr>
-          <w:rFonts w:ascii="Times New Roman" w:hAnsi="Times New Roman" w:cs="Times New Roman"/>
-          <w:b/>
-          <w:bCs/>
           <w:noProof/>
           <w14:ligatures w14:val="standardContextual"/>
         </w:rPr>
         <w:drawing>
-          <wp:anchor distT="0" distB="0" distL="114300" distR="114300" simplePos="0" relativeHeight="251658240" behindDoc="0" locked="0" layoutInCell="1" allowOverlap="1" wp14:anchorId="147F36E3" wp14:editId="60786C15">
+          <wp:anchor distT="0" distB="0" distL="114300" distR="114300" simplePos="0" relativeHeight="251659264" behindDoc="0" locked="0" layoutInCell="1" allowOverlap="1" wp14:anchorId="54AB94F8" wp14:editId="4FB3994B">
             <wp:simplePos x="0" y="0"/>
             <wp:positionH relativeFrom="margin">
-              <wp:posOffset>366568</wp:posOffset>
+              <wp:align>center</wp:align>
             </wp:positionH>
             <wp:positionV relativeFrom="margin">
-              <wp:posOffset>5146559</wp:posOffset>
+              <wp:posOffset>6933161</wp:posOffset>
             </wp:positionV>
             <wp:extent cx="4813300" cy="2625090"/>
             <wp:effectExtent l="0" t="0" r="6350" b="3810"/>
@@ -1364,7 +713,7 @@
                     <pic:cNvPicPr/>
                   </pic:nvPicPr>
                   <pic:blipFill>
-                    <a:blip r:embed="rId5" cstate="print">
+                    <a:blip r:embed="rId7" cstate="print">
                       <a:extLst>
                         <a:ext uri="{28A0092B-C50C-407E-A947-70E740481C1C}">
                           <a14:useLocalDpi xmlns:a14="http://schemas.microsoft.com/office/drawing/2010/main" val="0"/>
@@ -1402,6 +751,26 @@
           </wp:anchor>
         </w:drawing>
       </w:r>
+      <w:r>
+        <w:rPr>
+          <w:rFonts w:ascii="Times New Roman" w:hAnsi="Times New Roman" w:cs="Times New Roman"/>
+          <w:b/>
+          <w:bCs/>
+          <w:sz w:val="24"/>
+          <w:szCs w:val="24"/>
+          <w:lang w:val="en-GB"/>
+        </w:rPr>
+        <w:t>Notification &amp; Sync:</w:t>
+      </w:r>
+      <w:r>
+        <w:rPr>
+          <w:rFonts w:ascii="Times New Roman" w:hAnsi="Times New Roman" w:cs="Times New Roman"/>
+          <w:sz w:val="24"/>
+          <w:szCs w:val="24"/>
+          <w:lang w:val="en-GB"/>
+        </w:rPr>
+        <w:t xml:space="preserve"> Automated reminders are sent out, and the appointment is synced to the user's Google/Outlook calendar.</w:t>
+      </w:r>
     </w:p>
     <w:p>
       <w:pPr>
@@ -1414,10 +783,7 @@
           <w:szCs w:val="28"/>
         </w:rPr>
       </w:pPr>
-    </w:p>
-    <w:p>
-      <w:pPr>
-        <w:jc w:val="both"/>
+      <w:r>
         <w:rPr>
           <w:rFonts w:ascii="Times New Roman" w:hAnsi="Times New Roman" w:cs="Times New Roman"/>
           <w:b/>
@@ -1425,6 +791,134 @@
           <w:sz w:val="28"/>
           <w:szCs w:val="28"/>
         </w:rPr>
+        <w:lastRenderedPageBreak/>
+        <w:t>Hardware &amp; Software to be used</w:t>
+      </w:r>
+    </w:p>
+    <w:p>
+      <w:pPr>
+        <w:jc w:val="both"/>
+        <w:rPr>
+          <w:rFonts w:ascii="Times New Roman" w:hAnsi="Times New Roman" w:cs="Times New Roman"/>
+        </w:rPr>
+      </w:pPr>
+      <w:r>
+        <w:rPr>
+          <w:rFonts w:ascii="Times New Roman" w:hAnsi="Times New Roman" w:cs="Times New Roman"/>
+        </w:rPr>
+        <w:t>Hardware:</w:t>
+      </w:r>
+    </w:p>
+    <w:p>
+      <w:pPr>
+        <w:jc w:val="both"/>
+        <w:rPr>
+          <w:rFonts w:ascii="Times New Roman" w:hAnsi="Times New Roman" w:cs="Times New Roman"/>
+        </w:rPr>
+      </w:pPr>
+      <w:r>
+        <w:rPr>
+          <w:rFonts w:ascii="Times New Roman" w:hAnsi="Times New Roman" w:cs="Times New Roman"/>
+        </w:rPr>
+        <w:t xml:space="preserve">Laptop /Pc with </w:t>
+      </w:r>
+      <w:r>
+        <w:rPr>
+          <w:rFonts w:ascii="Times New Roman" w:hAnsi="Times New Roman" w:cs="Times New Roman"/>
+        </w:rPr>
+        <w:t xml:space="preserve">Window 11 with 8GB Ram 256 GB SSD i3 Processor </w:t>
+      </w:r>
+    </w:p>
+    <w:p>
+      <w:pPr>
+        <w:jc w:val="both"/>
+        <w:rPr>
+          <w:rFonts w:ascii="Times New Roman" w:hAnsi="Times New Roman" w:cs="Times New Roman"/>
+        </w:rPr>
+      </w:pPr>
+      <w:r>
+        <w:rPr>
+          <w:rFonts w:ascii="Times New Roman" w:hAnsi="Times New Roman" w:cs="Times New Roman"/>
+        </w:rPr>
+        <w:t>Software:</w:t>
+      </w:r>
+    </w:p>
+    <w:p>
+      <w:pPr>
+        <w:jc w:val="both"/>
+        <w:rPr>
+          <w:rFonts w:ascii="Times New Roman" w:hAnsi="Times New Roman" w:cs="Times New Roman"/>
+        </w:rPr>
+      </w:pPr>
+      <w:r>
+        <w:rPr>
+          <w:rFonts w:ascii="Times New Roman" w:hAnsi="Times New Roman" w:cs="Times New Roman"/>
+        </w:rPr>
+        <w:t xml:space="preserve">Window OS, </w:t>
+      </w:r>
+      <w:r>
+        <w:rPr>
+          <w:rFonts w:ascii="Times New Roman" w:hAnsi="Times New Roman" w:cs="Times New Roman"/>
+        </w:rPr>
+        <w:t xml:space="preserve">VS </w:t>
+      </w:r>
+      <w:r>
+        <w:rPr>
+          <w:rFonts w:ascii="Times New Roman" w:hAnsi="Times New Roman" w:cs="Times New Roman"/>
+        </w:rPr>
+        <w:t>Code,</w:t>
+      </w:r>
+      <w:r>
+        <w:rPr>
+          <w:rFonts w:ascii="Times New Roman" w:hAnsi="Times New Roman" w:cs="Times New Roman"/>
+        </w:rPr>
+        <w:t xml:space="preserve"> Web </w:t>
+      </w:r>
+      <w:r>
+        <w:rPr>
+          <w:rFonts w:ascii="Times New Roman" w:hAnsi="Times New Roman" w:cs="Times New Roman"/>
+        </w:rPr>
+        <w:t xml:space="preserve">Browser, MySQL, HTML, CSS, </w:t>
+      </w:r>
+      <w:proofErr w:type="gramStart"/>
+      <w:r>
+        <w:rPr>
+          <w:rFonts w:ascii="Times New Roman" w:hAnsi="Times New Roman" w:cs="Times New Roman"/>
+        </w:rPr>
+        <w:t>JS</w:t>
+      </w:r>
+      <w:r>
+        <w:rPr>
+          <w:rFonts w:ascii="Times New Roman" w:hAnsi="Times New Roman" w:cs="Times New Roman"/>
+        </w:rPr>
+        <w:t xml:space="preserve"> </w:t>
+      </w:r>
+      <w:r>
+        <w:rPr>
+          <w:rFonts w:ascii="Times New Roman" w:hAnsi="Times New Roman" w:cs="Times New Roman"/>
+        </w:rPr>
+        <w:t>,Strip</w:t>
+      </w:r>
+      <w:proofErr w:type="gramEnd"/>
+    </w:p>
+    <w:p>
+      <w:pPr>
+        <w:jc w:val="both"/>
+        <w:rPr>
+          <w:rFonts w:ascii="Times New Roman" w:hAnsi="Times New Roman" w:cs="Times New Roman"/>
+          <w:b/>
+          <w:bCs/>
+        </w:rPr>
+      </w:pPr>
+    </w:p>
+    <w:p>
+      <w:pPr>
+        <w:jc w:val="both"/>
+        <w:rPr>
+          <w:rFonts w:ascii="Times New Roman" w:hAnsi="Times New Roman" w:cs="Times New Roman"/>
+          <w:b/>
+          <w:bCs/>
+        </w:rPr>
       </w:pPr>
     </w:p>
     <w:p>
@@ -1438,10 +932,7 @@
           <w:szCs w:val="28"/>
         </w:rPr>
       </w:pPr>
-    </w:p>
-    <w:p>
-      <w:pPr>
-        <w:jc w:val="both"/>
+      <w:r>
         <w:rPr>
           <w:rFonts w:ascii="Times New Roman" w:hAnsi="Times New Roman" w:cs="Times New Roman"/>
           <w:b/>
@@ -1449,6 +940,236 @@
           <w:sz w:val="28"/>
           <w:szCs w:val="28"/>
         </w:rPr>
+        <w:t>Future Work of this Project</w:t>
+      </w:r>
+    </w:p>
+    <w:p>
+      <w:pPr>
+        <w:jc w:val="both"/>
+        <w:rPr>
+          <w:rFonts w:ascii="Times New Roman" w:hAnsi="Times New Roman" w:cs="Times New Roman"/>
+          <w:sz w:val="24"/>
+          <w:szCs w:val="24"/>
+        </w:rPr>
+      </w:pPr>
+      <w:r>
+        <w:rPr>
+          <w:rFonts w:ascii="Times New Roman" w:hAnsi="Times New Roman" w:cs="Times New Roman"/>
+          <w:sz w:val="24"/>
+          <w:szCs w:val="24"/>
+        </w:rPr>
+        <w:t>While the system handles booking and management</w:t>
+      </w:r>
+      <w:r>
+        <w:rPr>
+          <w:rFonts w:ascii="Times New Roman" w:hAnsi="Times New Roman" w:cs="Times New Roman"/>
+          <w:sz w:val="24"/>
+          <w:szCs w:val="24"/>
+        </w:rPr>
+        <w:t xml:space="preserve">. The </w:t>
+      </w:r>
+      <w:r>
+        <w:rPr>
+          <w:rFonts w:ascii="Times New Roman" w:hAnsi="Times New Roman" w:cs="Times New Roman"/>
+          <w:sz w:val="24"/>
+          <w:szCs w:val="24"/>
+        </w:rPr>
+        <w:t>future versions will integrate full Telemedicine</w:t>
+      </w:r>
+      <w:r>
+        <w:rPr>
+          <w:rFonts w:ascii="Times New Roman" w:hAnsi="Times New Roman" w:cs="Times New Roman"/>
+          <w:sz w:val="24"/>
+          <w:szCs w:val="24"/>
+        </w:rPr>
+        <w:t>:</w:t>
+      </w:r>
+      <w:r>
+        <w:rPr>
+          <w:rFonts w:ascii="Times New Roman" w:hAnsi="Times New Roman" w:cs="Times New Roman"/>
+          <w:sz w:val="24"/>
+          <w:szCs w:val="24"/>
+        </w:rPr>
+        <w:t xml:space="preserve"> allowing for live video consultations directly on the platform</w:t>
+      </w:r>
+      <w:r>
+        <w:rPr>
+          <w:rFonts w:ascii="Times New Roman" w:hAnsi="Times New Roman" w:cs="Times New Roman"/>
+          <w:sz w:val="24"/>
+          <w:szCs w:val="24"/>
+        </w:rPr>
+        <w:t xml:space="preserve"> capabilities,</w:t>
+      </w:r>
+      <w:r>
+        <w:t xml:space="preserve"> </w:t>
+      </w:r>
+      <w:r>
+        <w:rPr>
+          <w:rFonts w:ascii="Times New Roman" w:hAnsi="Times New Roman" w:cs="Times New Roman"/>
+          <w:sz w:val="24"/>
+          <w:szCs w:val="24"/>
+        </w:rPr>
+        <w:t>Prescription Management</w:t>
+      </w:r>
+      <w:r>
+        <w:rPr>
+          <w:rFonts w:ascii="Times New Roman" w:hAnsi="Times New Roman" w:cs="Times New Roman"/>
+          <w:sz w:val="24"/>
+          <w:szCs w:val="24"/>
+        </w:rPr>
+        <w:t xml:space="preserve">: </w:t>
+      </w:r>
+      <w:r>
+        <w:rPr>
+          <w:rFonts w:ascii="Times New Roman" w:hAnsi="Times New Roman" w:cs="Times New Roman"/>
+          <w:sz w:val="24"/>
+          <w:szCs w:val="24"/>
+        </w:rPr>
+        <w:t>Allow doctors to issue digital prescriptions</w:t>
+      </w:r>
+      <w:r>
+        <w:rPr>
+          <w:rFonts w:ascii="Times New Roman" w:hAnsi="Times New Roman" w:cs="Times New Roman"/>
+          <w:sz w:val="24"/>
+          <w:szCs w:val="24"/>
+        </w:rPr>
+        <w:t>,</w:t>
+      </w:r>
+      <w:r>
+        <w:t xml:space="preserve"> </w:t>
+      </w:r>
+      <w:r>
+        <w:rPr>
+          <w:rFonts w:ascii="Times New Roman" w:hAnsi="Times New Roman" w:cs="Times New Roman"/>
+          <w:sz w:val="24"/>
+          <w:szCs w:val="24"/>
+        </w:rPr>
+        <w:t>Medical History</w:t>
+      </w:r>
+      <w:r>
+        <w:rPr>
+          <w:rFonts w:ascii="Times New Roman" w:hAnsi="Times New Roman" w:cs="Times New Roman"/>
+          <w:sz w:val="24"/>
+          <w:szCs w:val="24"/>
+        </w:rPr>
+        <w:t>:</w:t>
+      </w:r>
+      <w:r>
+        <w:t xml:space="preserve"> </w:t>
+      </w:r>
+      <w:r>
+        <w:rPr>
+          <w:rFonts w:ascii="Times New Roman" w:hAnsi="Times New Roman" w:cs="Times New Roman"/>
+          <w:sz w:val="24"/>
+          <w:szCs w:val="24"/>
+        </w:rPr>
+        <w:t>Maintain a digital health record for each patient</w:t>
+      </w:r>
+      <w:r>
+        <w:rPr>
+          <w:rFonts w:ascii="Times New Roman" w:hAnsi="Times New Roman" w:cs="Times New Roman"/>
+          <w:sz w:val="24"/>
+          <w:szCs w:val="24"/>
+        </w:rPr>
+        <w:t>,</w:t>
+      </w:r>
+      <w:r>
+        <w:t xml:space="preserve"> </w:t>
+      </w:r>
+      <w:r>
+        <w:rPr>
+          <w:rFonts w:ascii="Times New Roman" w:hAnsi="Times New Roman" w:cs="Times New Roman"/>
+          <w:sz w:val="24"/>
+          <w:szCs w:val="24"/>
+        </w:rPr>
+        <w:t>Mobile Responsiveness</w:t>
+      </w:r>
+      <w:r>
+        <w:rPr>
+          <w:rFonts w:ascii="Times New Roman" w:hAnsi="Times New Roman" w:cs="Times New Roman"/>
+          <w:sz w:val="24"/>
+          <w:szCs w:val="24"/>
+        </w:rPr>
+        <w:t>:</w:t>
+      </w:r>
+      <w:r>
+        <w:t xml:space="preserve"> </w:t>
+      </w:r>
+      <w:r>
+        <w:rPr>
+          <w:rFonts w:ascii="Times New Roman" w:hAnsi="Times New Roman" w:cs="Times New Roman"/>
+          <w:sz w:val="24"/>
+          <w:szCs w:val="24"/>
+        </w:rPr>
+        <w:t xml:space="preserve">Accessible on all devices and screen </w:t>
+      </w:r>
+      <w:r>
+        <w:rPr>
+          <w:rFonts w:ascii="Times New Roman" w:hAnsi="Times New Roman" w:cs="Times New Roman"/>
+          <w:sz w:val="24"/>
+          <w:szCs w:val="24"/>
+        </w:rPr>
+        <w:t>sizes</w:t>
+      </w:r>
+      <w:r>
+        <w:rPr>
+          <w:rFonts w:ascii="Times New Roman" w:hAnsi="Times New Roman" w:cs="Times New Roman"/>
+          <w:sz w:val="24"/>
+          <w:szCs w:val="24"/>
+        </w:rPr>
+        <w:t xml:space="preserve">, </w:t>
+      </w:r>
+      <w:r>
+        <w:rPr>
+          <w:rFonts w:ascii="Times New Roman" w:hAnsi="Times New Roman" w:cs="Times New Roman"/>
+          <w:sz w:val="24"/>
+          <w:szCs w:val="24"/>
+        </w:rPr>
+        <w:t xml:space="preserve">Auto-Refund on Cancellation: Automatically refund patients when a doctor cancels their appointment. </w:t>
+      </w:r>
+      <w:r>
+        <w:rPr>
+          <w:rFonts w:ascii="Times New Roman" w:hAnsi="Times New Roman" w:cs="Times New Roman"/>
+          <w:sz w:val="24"/>
+          <w:szCs w:val="24"/>
+        </w:rPr>
+        <w:t>and a</w:t>
+      </w:r>
+      <w:r>
+        <w:rPr>
+          <w:rFonts w:ascii="Times New Roman" w:hAnsi="Times New Roman" w:cs="Times New Roman"/>
+          <w:sz w:val="24"/>
+          <w:szCs w:val="24"/>
+        </w:rPr>
+        <w:t>lso</w:t>
+      </w:r>
+      <w:r>
+        <w:rPr>
+          <w:rFonts w:ascii="Times New Roman" w:hAnsi="Times New Roman" w:cs="Times New Roman"/>
+          <w:sz w:val="24"/>
+          <w:szCs w:val="24"/>
+        </w:rPr>
+        <w:t xml:space="preserve"> plan to add a Waitlist Feature that automatically notifies patients if an earlier slot opens up due to a cancellation</w:t>
+      </w:r>
+    </w:p>
+    <w:p>
+      <w:pPr>
+        <w:jc w:val="both"/>
+        <w:rPr>
+          <w:rFonts w:ascii="Times New Roman" w:hAnsi="Times New Roman" w:cs="Times New Roman"/>
+          <w:b/>
+          <w:bCs/>
+        </w:rPr>
+      </w:pPr>
+    </w:p>
+    <w:p>
+      <w:pPr>
+        <w:jc w:val="both"/>
+        <w:rPr>
+          <w:rFonts w:ascii="Times New Roman" w:hAnsi="Times New Roman" w:cs="Times New Roman"/>
+          <w:b/>
+          <w:bCs/>
+        </w:rPr>
       </w:pPr>
     </w:p>
     <w:p>
@@ -1470,6 +1191,731 @@
           <w:sz w:val="28"/>
           <w:szCs w:val="28"/>
         </w:rPr>
+        <w:t>The Schedule of the project (Gantt chart/ PERT chart)</w:t>
+      </w:r>
+    </w:p>
+    <w:p>
+      <w:pPr>
+        <w:jc w:val="both"/>
+        <w:rPr>
+          <w:rFonts w:ascii="Times New Roman" w:hAnsi="Times New Roman" w:cs="Times New Roman"/>
+        </w:rPr>
+      </w:pPr>
+      <w:r>
+        <w:rPr>
+          <w:rFonts w:ascii="Times New Roman" w:hAnsi="Times New Roman" w:cs="Times New Roman"/>
+          <w:b/>
+          <w:bCs/>
+        </w:rPr>
+        <w:t>Week 1</w:t>
+      </w:r>
+      <w:r>
+        <w:rPr>
+          <w:rFonts w:ascii="Times New Roman" w:hAnsi="Times New Roman" w:cs="Times New Roman"/>
+        </w:rPr>
+        <w:t>: Planning &amp; Frontend Structure</w:t>
+      </w:r>
+    </w:p>
+    <w:p>
+      <w:pPr>
+        <w:jc w:val="both"/>
+        <w:rPr>
+          <w:rFonts w:ascii="Times New Roman" w:hAnsi="Times New Roman" w:cs="Times New Roman"/>
+        </w:rPr>
+      </w:pPr>
+      <w:r>
+        <w:rPr>
+          <w:rFonts w:ascii="Times New Roman" w:hAnsi="Times New Roman" w:cs="Times New Roman"/>
+        </w:rPr>
+        <w:t>Finalizing the UI/UX design, setting up the database schema (MySQL), and building the basic frontend pages (HTML/CSS/JS) for the doctor directory and dashboards.</w:t>
+      </w:r>
+    </w:p>
+    <w:p>
+      <w:pPr>
+        <w:jc w:val="both"/>
+        <w:rPr>
+          <w:rFonts w:ascii="Times New Roman" w:hAnsi="Times New Roman" w:cs="Times New Roman"/>
+        </w:rPr>
+      </w:pPr>
+    </w:p>
+    <w:p>
+      <w:pPr>
+        <w:jc w:val="both"/>
+        <w:rPr>
+          <w:rFonts w:ascii="Times New Roman" w:hAnsi="Times New Roman" w:cs="Times New Roman"/>
+        </w:rPr>
+      </w:pPr>
+      <w:r>
+        <w:rPr>
+          <w:rFonts w:ascii="Times New Roman" w:hAnsi="Times New Roman" w:cs="Times New Roman"/>
+          <w:b/>
+          <w:bCs/>
+        </w:rPr>
+        <w:t>Week 2</w:t>
+      </w:r>
+      <w:r>
+        <w:rPr>
+          <w:rFonts w:ascii="Times New Roman" w:hAnsi="Times New Roman" w:cs="Times New Roman"/>
+        </w:rPr>
+        <w:t>: Backend Core &amp; Authentication</w:t>
+      </w:r>
+    </w:p>
+    <w:p>
+      <w:pPr>
+        <w:jc w:val="both"/>
+        <w:rPr>
+          <w:rFonts w:ascii="Times New Roman" w:hAnsi="Times New Roman" w:cs="Times New Roman"/>
+        </w:rPr>
+      </w:pPr>
+      <w:r>
+        <w:rPr>
+          <w:rFonts w:ascii="Times New Roman" w:hAnsi="Times New Roman" w:cs="Times New Roman"/>
+        </w:rPr>
+        <w:t>Setting up the Flask backend, creating the main API endpoints, connecting the database, and getting user authentication (login/signup) working securely.</w:t>
+      </w:r>
+    </w:p>
+    <w:p>
+      <w:pPr>
+        <w:jc w:val="both"/>
+        <w:rPr>
+          <w:rFonts w:ascii="Times New Roman" w:hAnsi="Times New Roman" w:cs="Times New Roman"/>
+        </w:rPr>
+      </w:pPr>
+    </w:p>
+    <w:p>
+      <w:pPr>
+        <w:jc w:val="both"/>
+        <w:rPr>
+          <w:rFonts w:ascii="Times New Roman" w:hAnsi="Times New Roman" w:cs="Times New Roman"/>
+        </w:rPr>
+      </w:pPr>
+      <w:r>
+        <w:rPr>
+          <w:rFonts w:ascii="Times New Roman" w:hAnsi="Times New Roman" w:cs="Times New Roman"/>
+          <w:b/>
+          <w:bCs/>
+        </w:rPr>
+        <w:t>Week 3</w:t>
+      </w:r>
+      <w:r>
+        <w:rPr>
+          <w:rFonts w:ascii="Times New Roman" w:hAnsi="Times New Roman" w:cs="Times New Roman"/>
+        </w:rPr>
+        <w:t>: Integrations &amp; Booking Logic</w:t>
+      </w:r>
+    </w:p>
+    <w:p>
+      <w:pPr>
+        <w:jc w:val="both"/>
+        <w:rPr>
+          <w:rFonts w:ascii="Times New Roman" w:hAnsi="Times New Roman" w:cs="Times New Roman"/>
+        </w:rPr>
+      </w:pPr>
+      <w:r>
+        <w:rPr>
+          <w:rFonts w:ascii="Times New Roman" w:hAnsi="Times New Roman" w:cs="Times New Roman"/>
+        </w:rPr>
+        <w:t>Connecting the frontend forms to the backend logic. Integrating the Stripe payment gateway for fees and setting up the Google/Outlook calendar sync.</w:t>
+      </w:r>
+    </w:p>
+    <w:p>
+      <w:pPr>
+        <w:jc w:val="both"/>
+        <w:rPr>
+          <w:rFonts w:ascii="Times New Roman" w:hAnsi="Times New Roman" w:cs="Times New Roman"/>
+        </w:rPr>
+      </w:pPr>
+    </w:p>
+    <w:p>
+      <w:pPr>
+        <w:jc w:val="both"/>
+        <w:rPr>
+          <w:rFonts w:ascii="Times New Roman" w:hAnsi="Times New Roman" w:cs="Times New Roman"/>
+        </w:rPr>
+      </w:pPr>
+      <w:r>
+        <w:rPr>
+          <w:rFonts w:ascii="Times New Roman" w:hAnsi="Times New Roman" w:cs="Times New Roman"/>
+          <w:b/>
+          <w:bCs/>
+        </w:rPr>
+        <w:t>Week 4</w:t>
+      </w:r>
+      <w:r>
+        <w:rPr>
+          <w:rFonts w:ascii="Times New Roman" w:hAnsi="Times New Roman" w:cs="Times New Roman"/>
+        </w:rPr>
+        <w:t>: Deployment</w:t>
+      </w:r>
+    </w:p>
+    <w:p>
+      <w:pPr>
+        <w:jc w:val="both"/>
+        <w:rPr>
+          <w:rFonts w:ascii="Times New Roman" w:hAnsi="Times New Roman" w:cs="Times New Roman"/>
+        </w:rPr>
+      </w:pPr>
+      <w:r>
+        <w:rPr>
+          <w:rFonts w:ascii="Times New Roman" w:hAnsi="Times New Roman" w:cs="Times New Roman"/>
+        </w:rPr>
+        <w:t>finalizing the documentation, and deploying the platform.</w:t>
+      </w:r>
+    </w:p>
+    <w:p>
+      <w:pPr>
+        <w:jc w:val="both"/>
+        <w:rPr>
+          <w:rFonts w:ascii="Times New Roman" w:hAnsi="Times New Roman" w:cs="Times New Roman"/>
+        </w:rPr>
+      </w:pPr>
+    </w:p>
+    <w:p>
+      <w:pPr>
+        <w:jc w:val="both"/>
+        <w:rPr>
+          <w:rFonts w:ascii="Times New Roman" w:hAnsi="Times New Roman" w:cs="Times New Roman"/>
+        </w:rPr>
+      </w:pPr>
+    </w:p>
+    <w:p>
+      <w:pPr>
+        <w:jc w:val="both"/>
+        <w:rPr>
+          <w:rFonts w:ascii="Times New Roman" w:hAnsi="Times New Roman" w:cs="Times New Roman"/>
+        </w:rPr>
+      </w:pPr>
+    </w:p>
+    <w:tbl>
+      <w:tblPr>
+        <w:tblStyle w:val="TableGrid"/>
+        <w:tblW w:w="8976" w:type="dxa"/>
+        <w:tblLook w:val="04A0" w:firstRow="1" w:lastRow="0" w:firstColumn="1" w:lastColumn="0" w:noHBand="0" w:noVBand="1"/>
+      </w:tblPr>
+      <w:tblGrid>
+        <w:gridCol w:w="1795"/>
+        <w:gridCol w:w="1795"/>
+        <w:gridCol w:w="1795"/>
+        <w:gridCol w:w="1795"/>
+        <w:gridCol w:w="1796"/>
+      </w:tblGrid>
+      <w:tr>
+        <w:trPr>
+          <w:trHeight w:val="331"/>
+        </w:trPr>
+        <w:tc>
+          <w:tcPr>
+            <w:tcW w:w="1795" w:type="dxa"/>
+            <w:tcBorders>
+              <w:top w:val="single" w:sz="12" w:space="0" w:color="auto"/>
+              <w:left w:val="single" w:sz="12" w:space="0" w:color="auto"/>
+              <w:right w:val="single" w:sz="12" w:space="0" w:color="auto"/>
+            </w:tcBorders>
+          </w:tcPr>
+          <w:p>
+            <w:pPr>
+              <w:jc w:val="both"/>
+              <w:rPr>
+                <w:rFonts w:ascii="Times New Roman" w:hAnsi="Times New Roman" w:cs="Times New Roman"/>
+              </w:rPr>
+            </w:pPr>
+          </w:p>
+        </w:tc>
+        <w:tc>
+          <w:tcPr>
+            <w:tcW w:w="1795" w:type="dxa"/>
+            <w:tcBorders>
+              <w:top w:val="single" w:sz="12" w:space="0" w:color="auto"/>
+              <w:left w:val="single" w:sz="12" w:space="0" w:color="auto"/>
+            </w:tcBorders>
+            <w:vAlign w:val="center"/>
+          </w:tcPr>
+          <w:p>
+            <w:pPr>
+              <w:jc w:val="center"/>
+              <w:rPr>
+                <w:rFonts w:ascii="Times New Roman" w:hAnsi="Times New Roman" w:cs="Times New Roman"/>
+              </w:rPr>
+            </w:pPr>
+            <w:r>
+              <w:rPr>
+                <w:rFonts w:ascii="Times New Roman" w:hAnsi="Times New Roman" w:cs="Times New Roman"/>
+              </w:rPr>
+              <w:t>Week 1</w:t>
+            </w:r>
+          </w:p>
+        </w:tc>
+        <w:tc>
+          <w:tcPr>
+            <w:tcW w:w="1795" w:type="dxa"/>
+            <w:tcBorders>
+              <w:top w:val="single" w:sz="12" w:space="0" w:color="auto"/>
+            </w:tcBorders>
+            <w:vAlign w:val="center"/>
+          </w:tcPr>
+          <w:p>
+            <w:pPr>
+              <w:jc w:val="center"/>
+              <w:rPr>
+                <w:rFonts w:ascii="Times New Roman" w:hAnsi="Times New Roman" w:cs="Times New Roman"/>
+              </w:rPr>
+            </w:pPr>
+            <w:r>
+              <w:rPr>
+                <w:rFonts w:ascii="Times New Roman" w:hAnsi="Times New Roman" w:cs="Times New Roman"/>
+              </w:rPr>
+              <w:t>Week 2</w:t>
+            </w:r>
+          </w:p>
+        </w:tc>
+        <w:tc>
+          <w:tcPr>
+            <w:tcW w:w="1795" w:type="dxa"/>
+            <w:tcBorders>
+              <w:top w:val="single" w:sz="12" w:space="0" w:color="auto"/>
+              <w:right w:val="single" w:sz="12" w:space="0" w:color="auto"/>
+            </w:tcBorders>
+            <w:vAlign w:val="center"/>
+          </w:tcPr>
+          <w:p>
+            <w:pPr>
+              <w:jc w:val="center"/>
+              <w:rPr>
+                <w:rFonts w:ascii="Times New Roman" w:hAnsi="Times New Roman" w:cs="Times New Roman"/>
+              </w:rPr>
+            </w:pPr>
+            <w:r>
+              <w:rPr>
+                <w:rFonts w:ascii="Times New Roman" w:hAnsi="Times New Roman" w:cs="Times New Roman"/>
+              </w:rPr>
+              <w:t>Week 3</w:t>
+            </w:r>
+          </w:p>
+        </w:tc>
+        <w:tc>
+          <w:tcPr>
+            <w:tcW w:w="1796" w:type="dxa"/>
+            <w:tcBorders>
+              <w:top w:val="single" w:sz="12" w:space="0" w:color="auto"/>
+              <w:left w:val="single" w:sz="12" w:space="0" w:color="auto"/>
+              <w:right w:val="single" w:sz="12" w:space="0" w:color="auto"/>
+            </w:tcBorders>
+            <w:vAlign w:val="center"/>
+          </w:tcPr>
+          <w:p>
+            <w:pPr>
+              <w:jc w:val="center"/>
+              <w:rPr>
+                <w:rFonts w:ascii="Times New Roman" w:hAnsi="Times New Roman" w:cs="Times New Roman"/>
+              </w:rPr>
+            </w:pPr>
+            <w:r>
+              <w:rPr>
+                <w:rFonts w:ascii="Times New Roman" w:hAnsi="Times New Roman" w:cs="Times New Roman"/>
+              </w:rPr>
+              <w:t>Week 4</w:t>
+            </w:r>
+          </w:p>
+        </w:tc>
+      </w:tr>
+      <w:tr>
+        <w:trPr>
+          <w:trHeight w:val="649"/>
+        </w:trPr>
+        <w:tc>
+          <w:tcPr>
+            <w:tcW w:w="1795" w:type="dxa"/>
+            <w:tcBorders>
+              <w:top w:val="single" w:sz="12" w:space="0" w:color="auto"/>
+              <w:left w:val="single" w:sz="12" w:space="0" w:color="auto"/>
+              <w:bottom w:val="single" w:sz="12" w:space="0" w:color="auto"/>
+              <w:right w:val="single" w:sz="12" w:space="0" w:color="auto"/>
+            </w:tcBorders>
+            <w:vAlign w:val="center"/>
+          </w:tcPr>
+          <w:p>
+            <w:pPr>
+              <w:jc w:val="center"/>
+              <w:rPr>
+                <w:rFonts w:ascii="Times New Roman" w:hAnsi="Times New Roman" w:cs="Times New Roman"/>
+              </w:rPr>
+            </w:pPr>
+            <w:r>
+              <w:rPr>
+                <w:rFonts w:ascii="Times New Roman" w:hAnsi="Times New Roman" w:cs="Times New Roman"/>
+              </w:rPr>
+              <w:t>Planning and frontend</w:t>
+            </w:r>
+          </w:p>
+        </w:tc>
+        <w:tc>
+          <w:tcPr>
+            <w:tcW w:w="1795" w:type="dxa"/>
+            <w:tcBorders>
+              <w:top w:val="single" w:sz="12" w:space="0" w:color="auto"/>
+              <w:left w:val="single" w:sz="12" w:space="0" w:color="auto"/>
+            </w:tcBorders>
+            <w:shd w:val="clear" w:color="auto" w:fill="F4B083" w:themeFill="accent2" w:themeFillTint="99"/>
+          </w:tcPr>
+          <w:p>
+            <w:pPr>
+              <w:jc w:val="both"/>
+              <w:rPr>
+                <w:rFonts w:ascii="Times New Roman" w:hAnsi="Times New Roman" w:cs="Times New Roman"/>
+              </w:rPr>
+            </w:pPr>
+          </w:p>
+        </w:tc>
+        <w:tc>
+          <w:tcPr>
+            <w:tcW w:w="1795" w:type="dxa"/>
+            <w:tcBorders>
+              <w:top w:val="single" w:sz="12" w:space="0" w:color="auto"/>
+            </w:tcBorders>
+          </w:tcPr>
+          <w:p>
+            <w:pPr>
+              <w:jc w:val="both"/>
+              <w:rPr>
+                <w:rFonts w:ascii="Times New Roman" w:hAnsi="Times New Roman" w:cs="Times New Roman"/>
+              </w:rPr>
+            </w:pPr>
+          </w:p>
+        </w:tc>
+        <w:tc>
+          <w:tcPr>
+            <w:tcW w:w="1795" w:type="dxa"/>
+            <w:tcBorders>
+              <w:top w:val="single" w:sz="12" w:space="0" w:color="auto"/>
+            </w:tcBorders>
+          </w:tcPr>
+          <w:p>
+            <w:pPr>
+              <w:jc w:val="both"/>
+              <w:rPr>
+                <w:rFonts w:ascii="Times New Roman" w:hAnsi="Times New Roman" w:cs="Times New Roman"/>
+              </w:rPr>
+            </w:pPr>
+          </w:p>
+        </w:tc>
+        <w:tc>
+          <w:tcPr>
+            <w:tcW w:w="1796" w:type="dxa"/>
+            <w:tcBorders>
+              <w:top w:val="single" w:sz="12" w:space="0" w:color="auto"/>
+            </w:tcBorders>
+          </w:tcPr>
+          <w:p>
+            <w:pPr>
+              <w:jc w:val="both"/>
+              <w:rPr>
+                <w:rFonts w:ascii="Times New Roman" w:hAnsi="Times New Roman" w:cs="Times New Roman"/>
+              </w:rPr>
+            </w:pPr>
+          </w:p>
+        </w:tc>
+      </w:tr>
+      <w:tr>
+        <w:trPr>
+          <w:trHeight w:val="649"/>
+        </w:trPr>
+        <w:tc>
+          <w:tcPr>
+            <w:tcW w:w="1795" w:type="dxa"/>
+            <w:tcBorders>
+              <w:top w:val="single" w:sz="12" w:space="0" w:color="auto"/>
+              <w:left w:val="single" w:sz="12" w:space="0" w:color="auto"/>
+              <w:bottom w:val="single" w:sz="12" w:space="0" w:color="auto"/>
+              <w:right w:val="single" w:sz="12" w:space="0" w:color="auto"/>
+            </w:tcBorders>
+            <w:vAlign w:val="center"/>
+          </w:tcPr>
+          <w:p>
+            <w:pPr>
+              <w:jc w:val="center"/>
+              <w:rPr>
+                <w:rFonts w:ascii="Times New Roman" w:hAnsi="Times New Roman" w:cs="Times New Roman"/>
+              </w:rPr>
+            </w:pPr>
+            <w:r>
+              <w:rPr>
+                <w:rFonts w:ascii="Times New Roman" w:hAnsi="Times New Roman" w:cs="Times New Roman"/>
+              </w:rPr>
+              <w:t>Backend and authentication</w:t>
+            </w:r>
+          </w:p>
+        </w:tc>
+        <w:tc>
+          <w:tcPr>
+            <w:tcW w:w="1795" w:type="dxa"/>
+            <w:tcBorders>
+              <w:left w:val="single" w:sz="12" w:space="0" w:color="auto"/>
+            </w:tcBorders>
+            <w:shd w:val="clear" w:color="auto" w:fill="F4B083" w:themeFill="accent2" w:themeFillTint="99"/>
+          </w:tcPr>
+          <w:p>
+            <w:pPr>
+              <w:jc w:val="both"/>
+              <w:rPr>
+                <w:rFonts w:ascii="Times New Roman" w:hAnsi="Times New Roman" w:cs="Times New Roman"/>
+              </w:rPr>
+            </w:pPr>
+          </w:p>
+        </w:tc>
+        <w:tc>
+          <w:tcPr>
+            <w:tcW w:w="1795" w:type="dxa"/>
+            <w:shd w:val="clear" w:color="auto" w:fill="C45911" w:themeFill="accent2" w:themeFillShade="BF"/>
+          </w:tcPr>
+          <w:p>
+            <w:pPr>
+              <w:jc w:val="both"/>
+              <w:rPr>
+                <w:rFonts w:ascii="Times New Roman" w:hAnsi="Times New Roman" w:cs="Times New Roman"/>
+              </w:rPr>
+            </w:pPr>
+          </w:p>
+        </w:tc>
+        <w:tc>
+          <w:tcPr>
+            <w:tcW w:w="1795" w:type="dxa"/>
+          </w:tcPr>
+          <w:p>
+            <w:pPr>
+              <w:jc w:val="both"/>
+              <w:rPr>
+                <w:rFonts w:ascii="Times New Roman" w:hAnsi="Times New Roman" w:cs="Times New Roman"/>
+              </w:rPr>
+            </w:pPr>
+          </w:p>
+        </w:tc>
+        <w:tc>
+          <w:tcPr>
+            <w:tcW w:w="1796" w:type="dxa"/>
+          </w:tcPr>
+          <w:p>
+            <w:pPr>
+              <w:jc w:val="both"/>
+              <w:rPr>
+                <w:rFonts w:ascii="Times New Roman" w:hAnsi="Times New Roman" w:cs="Times New Roman"/>
+              </w:rPr>
+            </w:pPr>
+          </w:p>
+        </w:tc>
+      </w:tr>
+      <w:tr>
+        <w:trPr>
+          <w:trHeight w:val="545"/>
+        </w:trPr>
+        <w:tc>
+          <w:tcPr>
+            <w:tcW w:w="1795" w:type="dxa"/>
+            <w:tcBorders>
+              <w:top w:val="single" w:sz="12" w:space="0" w:color="auto"/>
+              <w:left w:val="single" w:sz="12" w:space="0" w:color="auto"/>
+              <w:right w:val="single" w:sz="12" w:space="0" w:color="auto"/>
+            </w:tcBorders>
+            <w:vAlign w:val="center"/>
+          </w:tcPr>
+          <w:p>
+            <w:pPr>
+              <w:jc w:val="center"/>
+              <w:rPr>
+                <w:rFonts w:ascii="Times New Roman" w:hAnsi="Times New Roman" w:cs="Times New Roman"/>
+              </w:rPr>
+            </w:pPr>
+            <w:r>
+              <w:rPr>
+                <w:rFonts w:ascii="Times New Roman" w:hAnsi="Times New Roman" w:cs="Times New Roman"/>
+              </w:rPr>
+              <w:t>Integration and booking logic</w:t>
+            </w:r>
+          </w:p>
+        </w:tc>
+        <w:tc>
+          <w:tcPr>
+            <w:tcW w:w="1795" w:type="dxa"/>
+            <w:tcBorders>
+              <w:left w:val="single" w:sz="12" w:space="0" w:color="auto"/>
+            </w:tcBorders>
+          </w:tcPr>
+          <w:p>
+            <w:pPr>
+              <w:jc w:val="both"/>
+              <w:rPr>
+                <w:rFonts w:ascii="Times New Roman" w:hAnsi="Times New Roman" w:cs="Times New Roman"/>
+              </w:rPr>
+            </w:pPr>
+          </w:p>
+        </w:tc>
+        <w:tc>
+          <w:tcPr>
+            <w:tcW w:w="1795" w:type="dxa"/>
+            <w:shd w:val="clear" w:color="auto" w:fill="C45911" w:themeFill="accent2" w:themeFillShade="BF"/>
+          </w:tcPr>
+          <w:p>
+            <w:pPr>
+              <w:jc w:val="both"/>
+              <w:rPr>
+                <w:rFonts w:ascii="Times New Roman" w:hAnsi="Times New Roman" w:cs="Times New Roman"/>
+              </w:rPr>
+            </w:pPr>
+          </w:p>
+        </w:tc>
+        <w:tc>
+          <w:tcPr>
+            <w:tcW w:w="1795" w:type="dxa"/>
+            <w:shd w:val="clear" w:color="auto" w:fill="833C0B" w:themeFill="accent2" w:themeFillShade="80"/>
+          </w:tcPr>
+          <w:p>
+            <w:pPr>
+              <w:jc w:val="both"/>
+              <w:rPr>
+                <w:rFonts w:ascii="Times New Roman" w:hAnsi="Times New Roman" w:cs="Times New Roman"/>
+              </w:rPr>
+            </w:pPr>
+          </w:p>
+        </w:tc>
+        <w:tc>
+          <w:tcPr>
+            <w:tcW w:w="1796" w:type="dxa"/>
+          </w:tcPr>
+          <w:p>
+            <w:pPr>
+              <w:jc w:val="both"/>
+              <w:rPr>
+                <w:rFonts w:ascii="Times New Roman" w:hAnsi="Times New Roman" w:cs="Times New Roman"/>
+              </w:rPr>
+            </w:pPr>
+          </w:p>
+        </w:tc>
+      </w:tr>
+      <w:tr>
+        <w:trPr>
+          <w:trHeight w:val="601"/>
+        </w:trPr>
+        <w:tc>
+          <w:tcPr>
+            <w:tcW w:w="1795" w:type="dxa"/>
+            <w:tcBorders>
+              <w:top w:val="single" w:sz="12" w:space="0" w:color="auto"/>
+              <w:left w:val="single" w:sz="12" w:space="0" w:color="auto"/>
+              <w:bottom w:val="single" w:sz="12" w:space="0" w:color="auto"/>
+              <w:right w:val="single" w:sz="12" w:space="0" w:color="auto"/>
+            </w:tcBorders>
+            <w:vAlign w:val="center"/>
+          </w:tcPr>
+          <w:p>
+            <w:pPr>
+              <w:jc w:val="center"/>
+              <w:rPr>
+                <w:rFonts w:ascii="Times New Roman" w:hAnsi="Times New Roman" w:cs="Times New Roman"/>
+              </w:rPr>
+            </w:pPr>
+            <w:r>
+              <w:rPr>
+                <w:rFonts w:ascii="Times New Roman" w:hAnsi="Times New Roman" w:cs="Times New Roman"/>
+              </w:rPr>
+              <w:t>Deployment</w:t>
+            </w:r>
+          </w:p>
+          <w:p>
+            <w:pPr>
+              <w:rPr>
+                <w:rFonts w:ascii="Times New Roman" w:hAnsi="Times New Roman" w:cs="Times New Roman"/>
+              </w:rPr>
+            </w:pPr>
+          </w:p>
+        </w:tc>
+        <w:tc>
+          <w:tcPr>
+            <w:tcW w:w="1795" w:type="dxa"/>
+            <w:tcBorders>
+              <w:left w:val="single" w:sz="12" w:space="0" w:color="auto"/>
+            </w:tcBorders>
+          </w:tcPr>
+          <w:p>
+            <w:pPr>
+              <w:jc w:val="both"/>
+              <w:rPr>
+                <w:rFonts w:ascii="Times New Roman" w:hAnsi="Times New Roman" w:cs="Times New Roman"/>
+              </w:rPr>
+            </w:pPr>
+          </w:p>
+        </w:tc>
+        <w:tc>
+          <w:tcPr>
+            <w:tcW w:w="1795" w:type="dxa"/>
+          </w:tcPr>
+          <w:p>
+            <w:pPr>
+              <w:jc w:val="both"/>
+              <w:rPr>
+                <w:rFonts w:ascii="Times New Roman" w:hAnsi="Times New Roman" w:cs="Times New Roman"/>
+              </w:rPr>
+            </w:pPr>
+          </w:p>
+        </w:tc>
+        <w:tc>
+          <w:tcPr>
+            <w:tcW w:w="1795" w:type="dxa"/>
+          </w:tcPr>
+          <w:p>
+            <w:pPr>
+              <w:jc w:val="both"/>
+              <w:rPr>
+                <w:rFonts w:ascii="Times New Roman" w:hAnsi="Times New Roman" w:cs="Times New Roman"/>
+              </w:rPr>
+            </w:pPr>
+          </w:p>
+        </w:tc>
+        <w:tc>
+          <w:tcPr>
+            <w:tcW w:w="1796" w:type="dxa"/>
+            <w:shd w:val="clear" w:color="auto" w:fill="833C0B" w:themeFill="accent2" w:themeFillShade="80"/>
+          </w:tcPr>
+          <w:p>
+            <w:pPr>
+              <w:jc w:val="both"/>
+              <w:rPr>
+                <w:rFonts w:ascii="Times New Roman" w:hAnsi="Times New Roman" w:cs="Times New Roman"/>
+              </w:rPr>
+            </w:pPr>
+          </w:p>
+        </w:tc>
+      </w:tr>
+    </w:tbl>
+    <w:p>
+      <w:pPr>
+        <w:jc w:val="both"/>
+        <w:rPr>
+          <w:rFonts w:ascii="Times New Roman" w:hAnsi="Times New Roman" w:cs="Times New Roman"/>
+          <w:b/>
+          <w:bCs/>
+          <w:sz w:val="28"/>
+          <w:szCs w:val="28"/>
+        </w:rPr>
+      </w:pPr>
+    </w:p>
+    <w:p>
+      <w:pPr>
+        <w:jc w:val="both"/>
+        <w:rPr>
+          <w:rFonts w:ascii="Times New Roman" w:hAnsi="Times New Roman" w:cs="Times New Roman"/>
+          <w:b/>
+          <w:bCs/>
+          <w:sz w:val="28"/>
+          <w:szCs w:val="28"/>
+        </w:rPr>
+      </w:pPr>
+      <w:r>
+        <w:rPr>
+          <w:rFonts w:ascii="Times New Roman" w:hAnsi="Times New Roman" w:cs="Times New Roman"/>
+          <w:b/>
+          <w:bCs/>
+          <w:sz w:val="28"/>
+          <w:szCs w:val="28"/>
+        </w:rPr>
         <w:lastRenderedPageBreak/>
         <w:t>Conclusion</w:t>
       </w:r>
@@ -1605,363 +2051,6 @@
           <w:lang w:val="en-GB"/>
         </w:rPr>
         <w:t>[4] Microsoft copilot</w:t>
-      </w:r>
-    </w:p>
-    <w:p>
-      <w:pPr>
-        <w:jc w:val="both"/>
-        <w:rPr>
-          <w:rFonts w:ascii="Times New Roman" w:hAnsi="Times New Roman" w:cs="Times New Roman"/>
-          <w:lang w:val="en-GB"/>
-        </w:rPr>
-      </w:pPr>
-    </w:p>
-    <w:p>
-      <w:pPr>
-        <w:spacing w:after="160" w:line="259" w:lineRule="auto"/>
-        <w:rPr>
-          <w:rFonts w:ascii="Times New Roman" w:hAnsi="Times New Roman" w:cs="Times New Roman"/>
-          <w:b/>
-          <w:bCs/>
-          <w:i/>
-          <w:iCs/>
-          <w:sz w:val="32"/>
-          <w:szCs w:val="32"/>
-          <w:lang w:val="en-GB"/>
-        </w:rPr>
-      </w:pPr>
-      <w:r>
-        <w:rPr>
-          <w:rFonts w:ascii="Times New Roman" w:hAnsi="Times New Roman" w:cs="Times New Roman"/>
-          <w:b/>
-          <w:bCs/>
-          <w:i/>
-          <w:iCs/>
-          <w:sz w:val="32"/>
-          <w:szCs w:val="32"/>
-          <w:lang w:val="en-GB"/>
-        </w:rPr>
-        <w:t>Questions: -</w:t>
-      </w:r>
-      <w:r>
-        <w:rPr>
-          <w:rFonts w:ascii="Times New Roman" w:hAnsi="Times New Roman" w:cs="Times New Roman"/>
-          <w:b/>
-          <w:bCs/>
-          <w:i/>
-          <w:iCs/>
-          <w:sz w:val="32"/>
-          <w:szCs w:val="32"/>
-          <w:lang w:val="en-GB"/>
-        </w:rPr>
-        <w:t>.</w:t>
-      </w:r>
-    </w:p>
-    <w:p>
-      <w:pPr>
-        <w:jc w:val="both"/>
-        <w:rPr>
-          <w:rFonts w:ascii="Times New Roman" w:hAnsi="Times New Roman" w:cs="Times New Roman"/>
-          <w:b/>
-          <w:bCs/>
-          <w:i/>
-          <w:iCs/>
-          <w:sz w:val="32"/>
-          <w:szCs w:val="32"/>
-          <w:lang w:val="en-GB"/>
-        </w:rPr>
-      </w:pPr>
-    </w:p>
-    <w:p>
-      <w:pPr>
-        <w:jc w:val="both"/>
-        <w:rPr>
-          <w:rFonts w:ascii="Times New Roman" w:hAnsi="Times New Roman" w:cs="Times New Roman"/>
-          <w:b/>
-          <w:bCs/>
-          <w:sz w:val="28"/>
-          <w:szCs w:val="28"/>
-        </w:rPr>
-      </w:pPr>
-      <w:r>
-        <w:rPr>
-          <w:rFonts w:ascii="Times New Roman" w:hAnsi="Times New Roman" w:cs="Times New Roman"/>
-          <w:b/>
-          <w:bCs/>
-          <w:sz w:val="28"/>
-          <w:szCs w:val="28"/>
-        </w:rPr>
-        <w:t>Question 1: - Explain in at least 100 words the reasons, why should the department approve your project?</w:t>
-      </w:r>
-    </w:p>
-    <w:p>
-      <w:pPr>
-        <w:jc w:val="both"/>
-        <w:rPr>
-          <w:rFonts w:ascii="Times New Roman" w:hAnsi="Times New Roman" w:cs="Times New Roman"/>
-          <w:b/>
-          <w:bCs/>
-          <w:sz w:val="28"/>
-          <w:szCs w:val="28"/>
-        </w:rPr>
-      </w:pPr>
-      <w:r>
-        <w:rPr>
-          <w:rFonts w:ascii="Times New Roman" w:hAnsi="Times New Roman" w:cs="Times New Roman"/>
-          <w:b/>
-          <w:bCs/>
-          <w:sz w:val="28"/>
-          <w:szCs w:val="28"/>
-        </w:rPr>
-        <w:t>Conclusion</w:t>
-      </w:r>
-    </w:p>
-    <w:p>
-      <w:pPr>
-        <w:jc w:val="both"/>
-        <w:rPr>
-          <w:rFonts w:ascii="Times New Roman" w:hAnsi="Times New Roman" w:cs="Times New Roman"/>
-          <w:b/>
-          <w:bCs/>
-          <w:sz w:val="24"/>
-          <w:szCs w:val="24"/>
-        </w:rPr>
-      </w:pPr>
-      <w:r>
-        <w:rPr>
-          <w:rFonts w:ascii="Times New Roman" w:hAnsi="Times New Roman" w:cs="Times New Roman"/>
-          <w:sz w:val="24"/>
-          <w:szCs w:val="24"/>
-        </w:rPr>
-        <w:t>This project is of full-stack development applied to a real-world industry: healthcare. It goes beyond a simple database project by integrating complex, real-time features like dynamic scheduling, third-party payment gateways (Stripe), and automated calendar syncing. It requires handling sensitive data securely</w:t>
-      </w:r>
-      <w:r>
-        <w:rPr>
-          <w:rFonts w:ascii="Times New Roman" w:hAnsi="Times New Roman" w:cs="Times New Roman"/>
-          <w:sz w:val="24"/>
-          <w:szCs w:val="24"/>
-        </w:rPr>
-        <w:t xml:space="preserve"> and </w:t>
-      </w:r>
-      <w:r>
-        <w:rPr>
-          <w:rFonts w:ascii="Times New Roman" w:hAnsi="Times New Roman" w:cs="Times New Roman"/>
-          <w:sz w:val="24"/>
-          <w:szCs w:val="24"/>
-        </w:rPr>
-        <w:t xml:space="preserve">managing complex relational </w:t>
-      </w:r>
-      <w:r>
-        <w:rPr>
-          <w:rFonts w:ascii="Times New Roman" w:hAnsi="Times New Roman" w:cs="Times New Roman"/>
-          <w:sz w:val="24"/>
-          <w:szCs w:val="24"/>
-        </w:rPr>
-        <w:t xml:space="preserve">between </w:t>
-      </w:r>
-      <w:r>
-        <w:rPr>
-          <w:rFonts w:ascii="Times New Roman" w:hAnsi="Times New Roman" w:cs="Times New Roman"/>
-          <w:sz w:val="24"/>
-          <w:szCs w:val="24"/>
-        </w:rPr>
-        <w:t xml:space="preserve">patients and doctors, and ensuring a </w:t>
-      </w:r>
-      <w:r>
-        <w:rPr>
-          <w:rFonts w:ascii="Times New Roman" w:hAnsi="Times New Roman" w:cs="Times New Roman"/>
-          <w:sz w:val="24"/>
-          <w:szCs w:val="24"/>
-        </w:rPr>
-        <w:t xml:space="preserve">good </w:t>
-      </w:r>
-      <w:r>
-        <w:rPr>
-          <w:rFonts w:ascii="Times New Roman" w:hAnsi="Times New Roman" w:cs="Times New Roman"/>
-          <w:sz w:val="24"/>
-          <w:szCs w:val="24"/>
-        </w:rPr>
-        <w:t xml:space="preserve">user experience. Building this proves my ability to construct a scalable, production-ready application that solves a genuine administrative </w:t>
-      </w:r>
-      <w:r>
-        <w:rPr>
-          <w:rFonts w:ascii="Times New Roman" w:hAnsi="Times New Roman" w:cs="Times New Roman"/>
-          <w:sz w:val="24"/>
-          <w:szCs w:val="24"/>
-        </w:rPr>
-        <w:t>problem</w:t>
-      </w:r>
-      <w:r>
-        <w:rPr>
-          <w:rFonts w:ascii="Times New Roman" w:hAnsi="Times New Roman" w:cs="Times New Roman"/>
-          <w:sz w:val="24"/>
-          <w:szCs w:val="24"/>
-        </w:rPr>
-        <w:t>, which is exactly the kind of problem-solving the IT industry looks for.</w:t>
-      </w:r>
-    </w:p>
-    <w:p>
-      <w:pPr>
-        <w:jc w:val="both"/>
-        <w:rPr>
-          <w:rFonts w:ascii="Times New Roman" w:hAnsi="Times New Roman" w:cs="Times New Roman"/>
-          <w:lang w:val="en-GB"/>
-        </w:rPr>
-      </w:pPr>
-    </w:p>
-    <w:p>
-      <w:pPr>
-        <w:jc w:val="both"/>
-        <w:rPr>
-          <w:rFonts w:ascii="Times New Roman" w:hAnsi="Times New Roman" w:cs="Times New Roman"/>
-          <w:sz w:val="28"/>
-          <w:szCs w:val="28"/>
-          <w:lang w:val="en-GB"/>
-        </w:rPr>
-      </w:pPr>
-      <w:r>
-        <w:rPr>
-          <w:rFonts w:ascii="Times New Roman" w:hAnsi="Times New Roman" w:cs="Times New Roman"/>
-          <w:b/>
-          <w:bCs/>
-          <w:sz w:val="28"/>
-          <w:szCs w:val="28"/>
-          <w:lang w:val="en-GB"/>
-        </w:rPr>
-        <w:t>Question 2: What are the strengths and limitations of your proposed work?</w:t>
-      </w:r>
-    </w:p>
-    <w:p>
-      <w:pPr>
-        <w:numPr>
-          <w:ilvl w:val="0"/>
-          <w:numId w:val="1"/>
-        </w:numPr>
-        <w:jc w:val="both"/>
-        <w:rPr>
-          <w:rFonts w:ascii="Times New Roman" w:hAnsi="Times New Roman" w:cs="Times New Roman"/>
-          <w:sz w:val="24"/>
-          <w:szCs w:val="24"/>
-          <w:lang w:val="en-GB"/>
-        </w:rPr>
-      </w:pPr>
-      <w:r>
-        <w:rPr>
-          <w:rFonts w:ascii="Times New Roman" w:hAnsi="Times New Roman" w:cs="Times New Roman"/>
-          <w:b/>
-          <w:bCs/>
-          <w:sz w:val="24"/>
-          <w:szCs w:val="24"/>
-          <w:lang w:val="en-GB"/>
-        </w:rPr>
-        <w:t>Strengths:</w:t>
-      </w:r>
-      <w:r>
-        <w:rPr>
-          <w:rFonts w:ascii="Times New Roman" w:hAnsi="Times New Roman" w:cs="Times New Roman"/>
-          <w:sz w:val="24"/>
-          <w:szCs w:val="24"/>
-          <w:lang w:val="en-GB"/>
-        </w:rPr>
-        <w:t xml:space="preserve"> It is highly automated, handles the entire patient journey from searching to payment, and reduces manual admin work. The integration of real-time slot checking and automated refunds makes it very practical.</w:t>
-      </w:r>
-    </w:p>
-    <w:p>
-      <w:pPr>
-        <w:numPr>
-          <w:ilvl w:val="0"/>
-          <w:numId w:val="1"/>
-        </w:numPr>
-        <w:jc w:val="both"/>
-        <w:rPr>
-          <w:rFonts w:ascii="Times New Roman" w:hAnsi="Times New Roman" w:cs="Times New Roman"/>
-          <w:sz w:val="24"/>
-          <w:szCs w:val="24"/>
-          <w:lang w:val="en-GB"/>
-        </w:rPr>
-      </w:pPr>
-      <w:r>
-        <w:rPr>
-          <w:rFonts w:ascii="Times New Roman" w:hAnsi="Times New Roman" w:cs="Times New Roman"/>
-          <w:b/>
-          <w:bCs/>
-          <w:sz w:val="24"/>
-          <w:szCs w:val="24"/>
-          <w:lang w:val="en-GB"/>
-        </w:rPr>
-        <w:t>Limitations:</w:t>
-      </w:r>
-      <w:r>
-        <w:rPr>
-          <w:rFonts w:ascii="Times New Roman" w:hAnsi="Times New Roman" w:cs="Times New Roman"/>
-          <w:sz w:val="24"/>
-          <w:szCs w:val="24"/>
-          <w:lang w:val="en-GB"/>
-        </w:rPr>
-        <w:t xml:space="preserve"> It requires high security standards since it deals with medical histories and financial transactions. Also, the auto-refund and payment features are dependent on external gateways, meaning any network issues on their end affect our platform.</w:t>
-      </w:r>
-    </w:p>
-    <w:p>
-      <w:pPr>
-        <w:ind w:left="720"/>
-        <w:jc w:val="both"/>
-        <w:rPr>
-          <w:rFonts w:ascii="Times New Roman" w:hAnsi="Times New Roman" w:cs="Times New Roman"/>
-          <w:sz w:val="24"/>
-          <w:szCs w:val="24"/>
-          <w:lang w:val="en-GB"/>
-        </w:rPr>
-      </w:pPr>
-    </w:p>
-    <w:p>
-      <w:pPr>
-        <w:jc w:val="both"/>
-        <w:rPr>
-          <w:rFonts w:ascii="Times New Roman" w:hAnsi="Times New Roman" w:cs="Times New Roman"/>
-          <w:b/>
-          <w:bCs/>
-          <w:sz w:val="28"/>
-          <w:szCs w:val="28"/>
-        </w:rPr>
-      </w:pPr>
-      <w:r>
-        <w:rPr>
-          <w:rFonts w:ascii="Times New Roman" w:hAnsi="Times New Roman" w:cs="Times New Roman"/>
-          <w:b/>
-          <w:bCs/>
-          <w:sz w:val="28"/>
-          <w:szCs w:val="28"/>
-        </w:rPr>
-        <w:t>Question 3: - Explain in at least 100 words what will be the positive impact of the project on society/academics/college/industry.</w:t>
-      </w:r>
-    </w:p>
-    <w:p>
-      <w:pPr>
-        <w:ind w:left="720"/>
-        <w:jc w:val="both"/>
-        <w:rPr>
-          <w:rFonts w:ascii="Times New Roman" w:hAnsi="Times New Roman" w:cs="Times New Roman"/>
-          <w:sz w:val="24"/>
-          <w:szCs w:val="24"/>
-          <w:lang w:val="en-GB"/>
-        </w:rPr>
-      </w:pPr>
-      <w:r>
-        <w:rPr>
-          <w:rFonts w:ascii="Times New Roman" w:hAnsi="Times New Roman" w:cs="Times New Roman"/>
-          <w:sz w:val="24"/>
-          <w:szCs w:val="24"/>
-        </w:rPr>
-        <w:t xml:space="preserve">In the healthcare sector, time is quite literally a lifesaver. This project directly impacts society by reducing the time patients spend waiting in clinics or on hold over the phone. By streamlining the booking and insurance verification process, doctors can spend more time actually treating patients rather than dealing with paperwork and scheduling conflicts. For the industry, it provides a scalable blueprint for how small to mid-sized </w:t>
-      </w:r>
-      <w:r>
-        <w:rPr>
-          <w:rFonts w:ascii="Times New Roman" w:hAnsi="Times New Roman" w:cs="Times New Roman"/>
-          <w:sz w:val="24"/>
-          <w:szCs w:val="24"/>
-        </w:rPr>
-        <w:lastRenderedPageBreak/>
-        <w:t>clinics can digitize their operations without needing to hire massive administrative teams, ultimately lowering healthcare overhead costs.</w:t>
       </w:r>
     </w:p>
     <w:sectPr>
@@ -1972,6 +2061,56 @@
     </w:sectPr>
   </w:body>
 </w:document>
+</file>
+
+<file path=word/endnotes.xml><?xml version="1.0" encoding="utf-8"?>
+<w:endnotes xmlns:wpc="http://schemas.microsoft.com/office/word/2010/wordprocessingCanvas" xmlns:cx="http://schemas.microsoft.com/office/drawing/2014/chartex" xmlns:cx1="http://schemas.microsoft.com/office/drawing/2015/9/8/chartex" xmlns:cx2="http://schemas.microsoft.com/office/drawing/2015/10/21/chartex" xmlns:cx3="http://schemas.microsoft.com/office/drawing/2016/5/9/chartex" xmlns:cx4="http://schemas.microsoft.com/office/drawing/2016/5/10/chartex" xmlns:cx5="http://schemas.microsoft.com/office/drawing/2016/5/11/chartex" xmlns:cx6="http://schemas.microsoft.com/office/drawing/2016/5/12/chartex" xmlns:cx7="http://schemas.microsoft.com/office/drawing/2016/5/13/chartex" xmlns:cx8="http://schemas.microsoft.com/office/drawing/2016/5/14/chartex" xmlns:mc="http://schemas.openxmlformats.org/markup-compatibility/2006" xmlns:aink="http://schemas.microsoft.com/office/drawing/2016/ink" xmlns:am3d="http://schemas.microsoft.com/office/drawing/2017/model3d" xmlns:o="urn:schemas-microsoft-com:office:office" xmlns:oel="http://schemas.microsoft.com/office/2019/extlst" xmlns:r="http://schemas.openxmlformats.org/officeDocument/2006/relationships" xmlns:m="http://schemas.openxmlformats.org/officeDocument/2006/math" xmlns:v="urn:schemas-microsoft-com:vml" xmlns:wp14="http://schemas.microsoft.com/office/word/2010/wordprocessingDrawing" xmlns:wp="http://schemas.openxmlformats.org/drawingml/2006/wordprocessingDrawing" xmlns:w10="urn:schemas-microsoft-com:office:word" xmlns:w="http://schemas.openxmlformats.org/wordprocessingml/2006/main" xmlns:w14="http://schemas.microsoft.com/office/word/2010/wordml" xmlns:w15="http://schemas.microsoft.com/office/word/2012/wordml" xmlns:w16cex="http://schemas.microsoft.com/office/word/2018/wordml/cex" xmlns:w16cid="http://schemas.microsoft.com/office/word/2016/wordml/cid" xmlns:w16="http://schemas.microsoft.com/office/word/2018/wordml" xmlns:w16du="http://schemas.microsoft.com/office/word/2023/wordml/word16du" xmlns:w16sdtdh="http://schemas.microsoft.com/office/word/2020/wordml/sdtdatahash" xmlns:w16sdtfl="http://schemas.microsoft.com/office/word/2024/wordml/sdtformatlock" xmlns:w16se="http://schemas.microsoft.com/office/word/2015/wordml/symex" xmlns:wpg="http://schemas.microsoft.com/office/word/2010/wordprocessingGroup" xmlns:wpi="http://schemas.microsoft.com/office/word/2010/wordprocessingInk" xmlns:wne="http://schemas.microsoft.com/office/word/2006/wordml" xmlns:wps="http://schemas.microsoft.com/office/word/2010/wordprocessingShape" mc:Ignorable="w14 w15 w16se w16cid w16 w16cex w16sdtdh w16sdtfl w16du wp14">
+  <w:endnote w:type="separator" w:id="-1">
+    <w:p>
+      <w:pPr>
+        <w:spacing w:line="240" w:lineRule="auto"/>
+      </w:pPr>
+      <w:r>
+        <w:separator/>
+      </w:r>
+    </w:p>
+  </w:endnote>
+  <w:endnote w:type="continuationSeparator" w:id="0">
+    <w:p>
+      <w:pPr>
+        <w:spacing w:line="240" w:lineRule="auto"/>
+      </w:pPr>
+      <w:r>
+        <w:continuationSeparator/>
+      </w:r>
+    </w:p>
+  </w:endnote>
+</w:endnotes>
+</file>
+
+<file path=word/footnotes.xml><?xml version="1.0" encoding="utf-8"?>
+<w:footnotes xmlns:wpc="http://schemas.microsoft.com/office/word/2010/wordprocessingCanvas" xmlns:cx="http://schemas.microsoft.com/office/drawing/2014/chartex" xmlns:cx1="http://schemas.microsoft.com/office/drawing/2015/9/8/chartex" xmlns:cx2="http://schemas.microsoft.com/office/drawing/2015/10/21/chartex" xmlns:cx3="http://schemas.microsoft.com/office/drawing/2016/5/9/chartex" xmlns:cx4="http://schemas.microsoft.com/office/drawing/2016/5/10/chartex" xmlns:cx5="http://schemas.microsoft.com/office/drawing/2016/5/11/chartex" xmlns:cx6="http://schemas.microsoft.com/office/drawing/2016/5/12/chartex" xmlns:cx7="http://schemas.microsoft.com/office/drawing/2016/5/13/chartex" xmlns:cx8="http://schemas.microsoft.com/office/drawing/2016/5/14/chartex" xmlns:mc="http://schemas.openxmlformats.org/markup-compatibility/2006" xmlns:aink="http://schemas.microsoft.com/office/drawing/2016/ink" xmlns:am3d="http://schemas.microsoft.com/office/drawing/2017/model3d" xmlns:o="urn:schemas-microsoft-com:office:office" xmlns:oel="http://schemas.microsoft.com/office/2019/extlst" xmlns:r="http://schemas.openxmlformats.org/officeDocument/2006/relationships" xmlns:m="http://schemas.openxmlformats.org/officeDocument/2006/math" xmlns:v="urn:schemas-microsoft-com:vml" xmlns:wp14="http://schemas.microsoft.com/office/word/2010/wordprocessingDrawing" xmlns:wp="http://schemas.openxmlformats.org/drawingml/2006/wordprocessingDrawing" xmlns:w10="urn:schemas-microsoft-com:office:word" xmlns:w="http://schemas.openxmlformats.org/wordprocessingml/2006/main" xmlns:w14="http://schemas.microsoft.com/office/word/2010/wordml" xmlns:w15="http://schemas.microsoft.com/office/word/2012/wordml" xmlns:w16cex="http://schemas.microsoft.com/office/word/2018/wordml/cex" xmlns:w16cid="http://schemas.microsoft.com/office/word/2016/wordml/cid" xmlns:w16="http://schemas.microsoft.com/office/word/2018/wordml" xmlns:w16du="http://schemas.microsoft.com/office/word/2023/wordml/word16du" xmlns:w16sdtdh="http://schemas.microsoft.com/office/word/2020/wordml/sdtdatahash" xmlns:w16sdtfl="http://schemas.microsoft.com/office/word/2024/wordml/sdtformatlock" xmlns:w16se="http://schemas.microsoft.com/office/word/2015/wordml/symex" xmlns:wpg="http://schemas.microsoft.com/office/word/2010/wordprocessingGroup" xmlns:wpi="http://schemas.microsoft.com/office/word/2010/wordprocessingInk" xmlns:wne="http://schemas.microsoft.com/office/word/2006/wordml" xmlns:wps="http://schemas.microsoft.com/office/word/2010/wordprocessingShape" mc:Ignorable="w14 w15 w16se w16cid w16 w16cex w16sdtdh w16sdtfl w16du wp14">
+  <w:footnote w:type="separator" w:id="-1">
+    <w:p>
+      <w:pPr>
+        <w:spacing w:line="240" w:lineRule="auto"/>
+      </w:pPr>
+      <w:r>
+        <w:separator/>
+      </w:r>
+    </w:p>
+  </w:footnote>
+  <w:footnote w:type="continuationSeparator" w:id="0">
+    <w:p>
+      <w:pPr>
+        <w:spacing w:line="240" w:lineRule="auto"/>
+      </w:pPr>
+      <w:r>
+        <w:continuationSeparator/>
+      </w:r>
+    </w:p>
+  </w:footnote>
+</w:footnotes>
 </file>
 
 <file path=word/numbering.xml><?xml version="1.0" encoding="utf-8"?>
@@ -3195,6 +3334,386 @@
       <w:shd w:val="clear" w:color="auto" w:fill="E1DFDD"/>
     </w:rPr>
   </w:style>
+  <w:style w:type="table" w:styleId="TableGrid">
+    <w:name w:val="Table Grid"/>
+    <w:basedOn w:val="TableNormal"/>
+    <w:uiPriority w:val="39"/>
+    <w:rsid w:val="004B5FEE"/>
+    <w:pPr>
+      <w:spacing w:after="0" w:line="240" w:lineRule="auto"/>
+    </w:pPr>
+    <w:tblPr>
+      <w:tblBorders>
+        <w:top w:val="single" w:sz="4" w:space="0" w:color="auto"/>
+        <w:left w:val="single" w:sz="4" w:space="0" w:color="auto"/>
+        <w:bottom w:val="single" w:sz="4" w:space="0" w:color="auto"/>
+        <w:right w:val="single" w:sz="4" w:space="0" w:color="auto"/>
+        <w:insideH w:val="single" w:sz="4" w:space="0" w:color="auto"/>
+        <w:insideV w:val="single" w:sz="4" w:space="0" w:color="auto"/>
+      </w:tblBorders>
+    </w:tblPr>
+  </w:style>
+  <w:style w:type="table" w:styleId="PlainTable5">
+    <w:name w:val="Plain Table 5"/>
+    <w:basedOn w:val="TableNormal"/>
+    <w:uiPriority w:val="45"/>
+    <w:rsid w:val="004B5FEE"/>
+    <w:pPr>
+      <w:spacing w:after="0" w:line="240" w:lineRule="auto"/>
+    </w:pPr>
+    <w:tblPr>
+      <w:tblStyleRowBandSize w:val="1"/>
+      <w:tblStyleColBandSize w:val="1"/>
+    </w:tblPr>
+    <w:tblStylePr w:type="firstRow">
+      <w:rPr>
+        <w:rFonts w:asciiTheme="majorHAnsi" w:eastAsiaTheme="majorEastAsia" w:hAnsiTheme="majorHAnsi" w:cstheme="majorBidi"/>
+        <w:i/>
+        <w:iCs/>
+        <w:sz w:val="26"/>
+      </w:rPr>
+      <w:tblPr/>
+      <w:tcPr>
+        <w:tcBorders>
+          <w:bottom w:val="single" w:sz="4" w:space="0" w:color="7F7F7F" w:themeColor="text1" w:themeTint="80"/>
+        </w:tcBorders>
+        <w:shd w:val="clear" w:color="auto" w:fill="FFFFFF" w:themeFill="background1"/>
+      </w:tcPr>
+    </w:tblStylePr>
+    <w:tblStylePr w:type="lastRow">
+      <w:rPr>
+        <w:rFonts w:asciiTheme="majorHAnsi" w:eastAsiaTheme="majorEastAsia" w:hAnsiTheme="majorHAnsi" w:cstheme="majorBidi"/>
+        <w:i/>
+        <w:iCs/>
+        <w:sz w:val="26"/>
+      </w:rPr>
+      <w:tblPr/>
+      <w:tcPr>
+        <w:tcBorders>
+          <w:top w:val="single" w:sz="4" w:space="0" w:color="7F7F7F" w:themeColor="text1" w:themeTint="80"/>
+        </w:tcBorders>
+        <w:shd w:val="clear" w:color="auto" w:fill="FFFFFF" w:themeFill="background1"/>
+      </w:tcPr>
+    </w:tblStylePr>
+    <w:tblStylePr w:type="firstCol">
+      <w:pPr>
+        <w:jc w:val="right"/>
+      </w:pPr>
+      <w:rPr>
+        <w:rFonts w:asciiTheme="majorHAnsi" w:eastAsiaTheme="majorEastAsia" w:hAnsiTheme="majorHAnsi" w:cstheme="majorBidi"/>
+        <w:i/>
+        <w:iCs/>
+        <w:sz w:val="26"/>
+      </w:rPr>
+      <w:tblPr/>
+      <w:tcPr>
+        <w:tcBorders>
+          <w:right w:val="single" w:sz="4" w:space="0" w:color="7F7F7F" w:themeColor="text1" w:themeTint="80"/>
+        </w:tcBorders>
+        <w:shd w:val="clear" w:color="auto" w:fill="FFFFFF" w:themeFill="background1"/>
+      </w:tcPr>
+    </w:tblStylePr>
+    <w:tblStylePr w:type="lastCol">
+      <w:rPr>
+        <w:rFonts w:asciiTheme="majorHAnsi" w:eastAsiaTheme="majorEastAsia" w:hAnsiTheme="majorHAnsi" w:cstheme="majorBidi"/>
+        <w:i/>
+        <w:iCs/>
+        <w:sz w:val="26"/>
+      </w:rPr>
+      <w:tblPr/>
+      <w:tcPr>
+        <w:tcBorders>
+          <w:left w:val="single" w:sz="4" w:space="0" w:color="7F7F7F" w:themeColor="text1" w:themeTint="80"/>
+        </w:tcBorders>
+        <w:shd w:val="clear" w:color="auto" w:fill="FFFFFF" w:themeFill="background1"/>
+      </w:tcPr>
+    </w:tblStylePr>
+    <w:tblStylePr w:type="band1Vert">
+      <w:tblPr/>
+      <w:tcPr>
+        <w:shd w:val="clear" w:color="auto" w:fill="F2F2F2" w:themeFill="background1" w:themeFillShade="F2"/>
+      </w:tcPr>
+    </w:tblStylePr>
+    <w:tblStylePr w:type="band1Horz">
+      <w:tblPr/>
+      <w:tcPr>
+        <w:shd w:val="clear" w:color="auto" w:fill="F2F2F2" w:themeFill="background1" w:themeFillShade="F2"/>
+      </w:tcPr>
+    </w:tblStylePr>
+    <w:tblStylePr w:type="neCell">
+      <w:tblPr/>
+      <w:tcPr>
+        <w:tcBorders>
+          <w:left w:val="nil"/>
+        </w:tcBorders>
+      </w:tcPr>
+    </w:tblStylePr>
+    <w:tblStylePr w:type="nwCell">
+      <w:tblPr/>
+      <w:tcPr>
+        <w:tcBorders>
+          <w:right w:val="nil"/>
+        </w:tcBorders>
+      </w:tcPr>
+    </w:tblStylePr>
+    <w:tblStylePr w:type="seCell">
+      <w:tblPr/>
+      <w:tcPr>
+        <w:tcBorders>
+          <w:left w:val="nil"/>
+        </w:tcBorders>
+      </w:tcPr>
+    </w:tblStylePr>
+    <w:tblStylePr w:type="swCell">
+      <w:tblPr/>
+      <w:tcPr>
+        <w:tcBorders>
+          <w:right w:val="nil"/>
+        </w:tcBorders>
+      </w:tcPr>
+    </w:tblStylePr>
+  </w:style>
+  <w:style w:type="table" w:styleId="PlainTable3">
+    <w:name w:val="Plain Table 3"/>
+    <w:basedOn w:val="TableNormal"/>
+    <w:uiPriority w:val="43"/>
+    <w:rsid w:val="004B5FEE"/>
+    <w:pPr>
+      <w:spacing w:after="0" w:line="240" w:lineRule="auto"/>
+    </w:pPr>
+    <w:tblPr>
+      <w:tblStyleRowBandSize w:val="1"/>
+      <w:tblStyleColBandSize w:val="1"/>
+    </w:tblPr>
+    <w:tblStylePr w:type="firstRow">
+      <w:rPr>
+        <w:b/>
+        <w:bCs/>
+        <w:caps/>
+      </w:rPr>
+      <w:tblPr/>
+      <w:tcPr>
+        <w:tcBorders>
+          <w:bottom w:val="single" w:sz="4" w:space="0" w:color="7F7F7F" w:themeColor="text1" w:themeTint="80"/>
+        </w:tcBorders>
+      </w:tcPr>
+    </w:tblStylePr>
+    <w:tblStylePr w:type="lastRow">
+      <w:rPr>
+        <w:b/>
+        <w:bCs/>
+        <w:caps/>
+      </w:rPr>
+      <w:tblPr/>
+      <w:tcPr>
+        <w:tcBorders>
+          <w:top w:val="nil"/>
+        </w:tcBorders>
+      </w:tcPr>
+    </w:tblStylePr>
+    <w:tblStylePr w:type="firstCol">
+      <w:rPr>
+        <w:b/>
+        <w:bCs/>
+        <w:caps/>
+      </w:rPr>
+      <w:tblPr/>
+      <w:tcPr>
+        <w:tcBorders>
+          <w:right w:val="single" w:sz="4" w:space="0" w:color="7F7F7F" w:themeColor="text1" w:themeTint="80"/>
+        </w:tcBorders>
+      </w:tcPr>
+    </w:tblStylePr>
+    <w:tblStylePr w:type="lastCol">
+      <w:rPr>
+        <w:b/>
+        <w:bCs/>
+        <w:caps/>
+      </w:rPr>
+      <w:tblPr/>
+      <w:tcPr>
+        <w:tcBorders>
+          <w:left w:val="nil"/>
+        </w:tcBorders>
+      </w:tcPr>
+    </w:tblStylePr>
+    <w:tblStylePr w:type="band1Vert">
+      <w:tblPr/>
+      <w:tcPr>
+        <w:shd w:val="clear" w:color="auto" w:fill="F2F2F2" w:themeFill="background1" w:themeFillShade="F2"/>
+      </w:tcPr>
+    </w:tblStylePr>
+    <w:tblStylePr w:type="band1Horz">
+      <w:tblPr/>
+      <w:tcPr>
+        <w:shd w:val="clear" w:color="auto" w:fill="F2F2F2" w:themeFill="background1" w:themeFillShade="F2"/>
+      </w:tcPr>
+    </w:tblStylePr>
+    <w:tblStylePr w:type="neCell">
+      <w:tblPr/>
+      <w:tcPr>
+        <w:tcBorders>
+          <w:left w:val="nil"/>
+        </w:tcBorders>
+      </w:tcPr>
+    </w:tblStylePr>
+    <w:tblStylePr w:type="nwCell">
+      <w:tblPr/>
+      <w:tcPr>
+        <w:tcBorders>
+          <w:right w:val="nil"/>
+        </w:tcBorders>
+      </w:tcPr>
+    </w:tblStylePr>
+  </w:style>
+  <w:style w:type="table" w:styleId="PlainTable1">
+    <w:name w:val="Plain Table 1"/>
+    <w:basedOn w:val="TableNormal"/>
+    <w:uiPriority w:val="41"/>
+    <w:rsid w:val="004B5FEE"/>
+    <w:pPr>
+      <w:spacing w:after="0" w:line="240" w:lineRule="auto"/>
+    </w:pPr>
+    <w:tblPr>
+      <w:tblStyleRowBandSize w:val="1"/>
+      <w:tblStyleColBandSize w:val="1"/>
+      <w:tblBorders>
+        <w:top w:val="single" w:sz="4" w:space="0" w:color="BFBFBF" w:themeColor="background1" w:themeShade="BF"/>
+        <w:left w:val="single" w:sz="4" w:space="0" w:color="BFBFBF" w:themeColor="background1" w:themeShade="BF"/>
+        <w:bottom w:val="single" w:sz="4" w:space="0" w:color="BFBFBF" w:themeColor="background1" w:themeShade="BF"/>
+        <w:right w:val="single" w:sz="4" w:space="0" w:color="BFBFBF" w:themeColor="background1" w:themeShade="BF"/>
+        <w:insideH w:val="single" w:sz="4" w:space="0" w:color="BFBFBF" w:themeColor="background1" w:themeShade="BF"/>
+        <w:insideV w:val="single" w:sz="4" w:space="0" w:color="BFBFBF" w:themeColor="background1" w:themeShade="BF"/>
+      </w:tblBorders>
+    </w:tblPr>
+    <w:tblStylePr w:type="firstRow">
+      <w:rPr>
+        <w:b/>
+        <w:bCs/>
+      </w:rPr>
+    </w:tblStylePr>
+    <w:tblStylePr w:type="lastRow">
+      <w:rPr>
+        <w:b/>
+        <w:bCs/>
+      </w:rPr>
+      <w:tblPr/>
+      <w:tcPr>
+        <w:tcBorders>
+          <w:top w:val="double" w:sz="4" w:space="0" w:color="BFBFBF" w:themeColor="background1" w:themeShade="BF"/>
+        </w:tcBorders>
+      </w:tcPr>
+    </w:tblStylePr>
+    <w:tblStylePr w:type="firstCol">
+      <w:rPr>
+        <w:b/>
+        <w:bCs/>
+      </w:rPr>
+    </w:tblStylePr>
+    <w:tblStylePr w:type="lastCol">
+      <w:rPr>
+        <w:b/>
+        <w:bCs/>
+      </w:rPr>
+    </w:tblStylePr>
+    <w:tblStylePr w:type="band1Vert">
+      <w:tblPr/>
+      <w:tcPr>
+        <w:shd w:val="clear" w:color="auto" w:fill="F2F2F2" w:themeFill="background1" w:themeFillShade="F2"/>
+      </w:tcPr>
+    </w:tblStylePr>
+    <w:tblStylePr w:type="band1Horz">
+      <w:tblPr/>
+      <w:tcPr>
+        <w:shd w:val="clear" w:color="auto" w:fill="F2F2F2" w:themeFill="background1" w:themeFillShade="F2"/>
+      </w:tcPr>
+    </w:tblStylePr>
+  </w:style>
+  <w:style w:type="table" w:styleId="TableGridLight">
+    <w:name w:val="Grid Table Light"/>
+    <w:basedOn w:val="TableNormal"/>
+    <w:uiPriority w:val="40"/>
+    <w:rsid w:val="004B5FEE"/>
+    <w:pPr>
+      <w:spacing w:after="0" w:line="240" w:lineRule="auto"/>
+    </w:pPr>
+    <w:tblPr>
+      <w:tblBorders>
+        <w:top w:val="single" w:sz="4" w:space="0" w:color="BFBFBF" w:themeColor="background1" w:themeShade="BF"/>
+        <w:left w:val="single" w:sz="4" w:space="0" w:color="BFBFBF" w:themeColor="background1" w:themeShade="BF"/>
+        <w:bottom w:val="single" w:sz="4" w:space="0" w:color="BFBFBF" w:themeColor="background1" w:themeShade="BF"/>
+        <w:right w:val="single" w:sz="4" w:space="0" w:color="BFBFBF" w:themeColor="background1" w:themeShade="BF"/>
+        <w:insideH w:val="single" w:sz="4" w:space="0" w:color="BFBFBF" w:themeColor="background1" w:themeShade="BF"/>
+        <w:insideV w:val="single" w:sz="4" w:space="0" w:color="BFBFBF" w:themeColor="background1" w:themeShade="BF"/>
+      </w:tblBorders>
+    </w:tblPr>
+  </w:style>
+  <w:style w:type="paragraph" w:styleId="Header">
+    <w:name w:val="header"/>
+    <w:basedOn w:val="Normal"/>
+    <w:link w:val="HeaderChar"/>
+    <w:uiPriority w:val="99"/>
+    <w:unhideWhenUsed/>
+    <w:rsid w:val="00085BE5"/>
+    <w:pPr>
+      <w:tabs>
+        <w:tab w:val="center" w:pos="4513"/>
+        <w:tab w:val="right" w:pos="9026"/>
+      </w:tabs>
+      <w:spacing w:line="240" w:lineRule="auto"/>
+    </w:pPr>
+    <w:rPr>
+      <w:rFonts w:cs="Mangal"/>
+      <w:szCs w:val="20"/>
+    </w:rPr>
+  </w:style>
+  <w:style w:type="character" w:customStyle="1" w:styleId="HeaderChar">
+    <w:name w:val="Header Char"/>
+    <w:basedOn w:val="DefaultParagraphFont"/>
+    <w:link w:val="Header"/>
+    <w:uiPriority w:val="99"/>
+    <w:rsid w:val="00085BE5"/>
+    <w:rPr>
+      <w:rFonts w:ascii="Arial" w:eastAsia="Arial" w:hAnsi="Arial" w:cs="Mangal"/>
+      <w:kern w:val="0"/>
+      <w:szCs w:val="20"/>
+      <w:lang w:val="en" w:eastAsia="en-GB" w:bidi="hi-IN"/>
+      <w14:ligatures w14:val="none"/>
+    </w:rPr>
+  </w:style>
+  <w:style w:type="paragraph" w:styleId="Footer">
+    <w:name w:val="footer"/>
+    <w:basedOn w:val="Normal"/>
+    <w:link w:val="FooterChar"/>
+    <w:uiPriority w:val="99"/>
+    <w:unhideWhenUsed/>
+    <w:rsid w:val="00085BE5"/>
+    <w:pPr>
+      <w:tabs>
+        <w:tab w:val="center" w:pos="4513"/>
+        <w:tab w:val="right" w:pos="9026"/>
+      </w:tabs>
+      <w:spacing w:line="240" w:lineRule="auto"/>
+    </w:pPr>
+    <w:rPr>
+      <w:rFonts w:cs="Mangal"/>
+      <w:szCs w:val="20"/>
+    </w:rPr>
+  </w:style>
+  <w:style w:type="character" w:customStyle="1" w:styleId="FooterChar">
+    <w:name w:val="Footer Char"/>
+    <w:basedOn w:val="DefaultParagraphFont"/>
+    <w:link w:val="Footer"/>
+    <w:uiPriority w:val="99"/>
+    <w:rsid w:val="00085BE5"/>
+    <w:rPr>
+      <w:rFonts w:ascii="Arial" w:eastAsia="Arial" w:hAnsi="Arial" w:cs="Mangal"/>
+      <w:kern w:val="0"/>
+      <w:szCs w:val="20"/>
+      <w:lang w:val="en" w:eastAsia="en-GB" w:bidi="hi-IN"/>
+      <w14:ligatures w14:val="none"/>
+    </w:rPr>
+  </w:style>
 </w:styles>
 </file>
 
